--- a/lessons/3-2/downloads/reveal/teacher/3.2-session-2-prerequisite-practice-b.docx
+++ b/lessons/3-2/downloads/reveal/teacher/3.2-session-2-prerequisite-practice-b.docx
@@ -15,10 +15,28 @@
         <w:rPr>
           <w:rFonts w:ascii="Avenir Next" w:hAnsi="Avenir Next" w:cs="Avenir Next" w:eastAsia="Avenir Next"/>
           <w:color w:val="1A1A1A"/>
+          <w:sz w:val="22"/>
+          <w:szCs w:val="20"/>
+        </w:rPr>
+        <w:t xml:space="preserve">Name</w:t>
+      </w:r>
+      <w:r>
+        <w:rPr>
+          <w:rFonts w:ascii="Avenir Next" w:hAnsi="Avenir Next" w:cs="Avenir Next" w:eastAsia="Avenir Next"/>
+          <w:color w:val="1A1A1A"/>
           <w:sz w:val="20"/>
           <w:szCs w:val="20"/>
         </w:rPr>
-        <w:t xml:space="preserve">Name</w:t>
+        <w:tab/>
+      </w:r>
+      <w:r>
+        <w:rPr>
+          <w:rFonts w:ascii="Avenir Next" w:hAnsi="Avenir Next" w:cs="Avenir Next" w:eastAsia="Avenir Next"/>
+          <w:color w:val="1A1A1A"/>
+          <w:sz w:val="22"/>
+          <w:szCs w:val="20"/>
+        </w:rPr>
+        <w:t xml:space="preserve">   Date</w:t>
       </w:r>
       <w:r>
         <w:rPr>
@@ -33,25 +51,7 @@
         <w:rPr>
           <w:rFonts w:ascii="Avenir Next" w:hAnsi="Avenir Next" w:cs="Avenir Next" w:eastAsia="Avenir Next"/>
           <w:color w:val="1A1A1A"/>
-          <w:sz w:val="20"/>
-          <w:szCs w:val="20"/>
-        </w:rPr>
-        <w:t xml:space="preserve">   Date</w:t>
-      </w:r>
-      <w:r>
-        <w:rPr>
-          <w:rFonts w:ascii="Avenir Next" w:hAnsi="Avenir Next" w:cs="Avenir Next" w:eastAsia="Avenir Next"/>
-          <w:color w:val="1A1A1A"/>
-          <w:sz w:val="20"/>
-          <w:szCs w:val="20"/>
-        </w:rPr>
-        <w:tab/>
-      </w:r>
-      <w:r>
-        <w:rPr>
-          <w:rFonts w:ascii="Avenir Next" w:hAnsi="Avenir Next" w:cs="Avenir Next" w:eastAsia="Avenir Next"/>
-          <w:color w:val="1A1A1A"/>
-          <w:sz w:val="20"/>
+          <w:sz w:val="22"/>
           <w:szCs w:val="20"/>
         </w:rPr>
         <w:t xml:space="preserve">   Period</w:t>
@@ -78,7 +78,7 @@
           <w:caps/>
           <w:color w:val="003A70"/>
           <w:spacing w:val="12"/>
-          <w:sz w:val="19"/>
+          <w:sz w:val="22"/>
           <w:szCs w:val="19"/>
         </w:rPr>
         <w:t xml:space="preserve">Lesson 3-2  ·  Session 2  ·  Prerequisite Practice B  ·  Skill 1 of 2</w:t>
@@ -86,6 +86,7 @@
     </w:p>
     <w:p>
       <w:pPr>
+        <w:pStyle w:val="Heading1"/>
         <w:keepNext/>
         <w:spacing w:before="0" w:after="10" w:line="240" w:lineRule="auto"/>
       </w:pPr>
@@ -111,7 +112,7 @@
         <w:rPr>
           <w:rFonts w:ascii="Avenir Next" w:hAnsi="Avenir Next" w:cs="Avenir Next" w:eastAsia="Avenir Next"/>
           <w:color w:val="5A5F66"/>
-          <w:sz w:val="17"/>
+          <w:sz w:val="22"/>
           <w:szCs w:val="17"/>
         </w:rPr>
         <w:t xml:space="preserve">Builds on Lesson 2-7 Session 1 · 6.NS.B.3</w:t>
@@ -154,6 +155,7 @@
           </w:tcPr>
           <w:p>
             <w:pPr>
+              <w:pStyle w:val="Heading2"/>
               <w:spacing w:before="0" w:after="0" w:line="252" w:lineRule="auto"/>
             </w:pPr>
             <w:r>
@@ -183,7 +185,7 @@
               <w:rPr>
                 <w:rFonts w:ascii="Avenir Next" w:hAnsi="Avenir Next" w:cs="Avenir Next" w:eastAsia="Avenir Next"/>
                 <w:color w:val="1A1A1A"/>
-                <w:sz w:val="20"/>
+                <w:sz w:val="22"/>
                 <w:szCs w:val="20"/>
               </w:rPr>
               <w:t xml:space="preserve">Pack 2 has 6 notebooks for $8.40. The price per notebook is $8.40 ÷ 6.</w:t>
@@ -203,6 +205,7 @@
           </w:tcPr>
           <w:p>
             <w:pPr>
+              <w:pStyle w:val="Heading2"/>
               <w:spacing w:before="0" w:after="0" w:line="252" w:lineRule="auto"/>
             </w:pPr>
             <w:r>
@@ -232,7 +235,7 @@
               <w:rPr>
                 <w:rFonts w:ascii="Avenir Next" w:hAnsi="Avenir Next" w:cs="Avenir Next" w:eastAsia="Avenir Next"/>
                 <w:color w:val="1A1A1A"/>
-                <w:sz w:val="20"/>
+                <w:sz w:val="22"/>
                 <w:szCs w:val="20"/>
               </w:rPr>
               <w:t xml:space="preserve">Divide a decimal by a whole number, like $8.40 ÷ 6.  </w:t>
@@ -242,7 +245,7 @@
                 <w:rFonts w:ascii="Avenir Next" w:hAnsi="Avenir Next" w:cs="Avenir Next" w:eastAsia="Avenir Next"/>
                 <w:b/>
                 <w:color w:val="1A1A1A"/>
-                <w:sz w:val="20"/>
+                <w:sz w:val="22"/>
                 <w:szCs w:val="20"/>
               </w:rPr>
               <w:t xml:space="preserve">You will use it in Practice Form A, problems 1 and 4.</w:t>
@@ -253,6 +256,7 @@
     </w:tbl>
     <w:p>
       <w:pPr>
+        <w:pStyle w:val="Heading2"/>
         <w:keepNext/>
         <w:pBdr>
           <w:bottom w:val="single" w:sz="8" w:space="3" w:color="003A70"/>
@@ -268,7 +272,7 @@
           <w:b/>
           <w:color w:val="003A70"/>
           <w:spacing w:val="14"/>
-          <w:sz w:val="19"/>
+          <w:sz w:val="22"/>
           <w:szCs w:val="19"/>
         </w:rPr>
         <w:t xml:space="preserve">STEPS TO FOLLOW</w:t>
@@ -287,7 +291,7 @@
           <w:rFonts w:ascii="Avenir Next" w:hAnsi="Avenir Next" w:cs="Avenir Next" w:eastAsia="Avenir Next"/>
           <w:i/>
           <w:color w:val="5A5F66"/>
-          <w:sz w:val="17"/>
+          <w:sz w:val="22"/>
           <w:szCs w:val="17"/>
         </w:rPr>
         <w:t xml:space="preserve">use these same steps on every problem</w:t>
@@ -329,6 +333,7 @@
           </w:tcPr>
           <w:p>
             <w:pPr>
+              <w:pStyle w:val="Heading1"/>
               <w:spacing w:before="0" w:after="0" w:line="240" w:lineRule="auto"/>
               <w:jc w:val="center"/>
             </w:pPr>
@@ -357,7 +362,7 @@
               <w:rPr>
                 <w:rFonts w:ascii="Avenir Next" w:hAnsi="Avenir Next" w:cs="Avenir Next" w:eastAsia="Avenir Next"/>
                 <w:color w:val="1A1A1A"/>
-                <w:sz w:val="21"/>
+                <w:sz w:val="22"/>
                 <w:szCs w:val="21"/>
               </w:rPr>
               <w:t xml:space="preserve">Divide like </w:t>
@@ -367,7 +372,7 @@
                 <w:rFonts w:ascii="Avenir Next" w:hAnsi="Avenir Next" w:cs="Avenir Next" w:eastAsia="Avenir Next"/>
                 <w:b/>
                 <w:color w:val="1A1A1A"/>
-                <w:sz w:val="21"/>
+                <w:sz w:val="22"/>
                 <w:szCs w:val="21"/>
               </w:rPr>
               <w:t xml:space="preserve">whole numbers</w:t>
@@ -376,7 +381,7 @@
               <w:rPr>
                 <w:rFonts w:ascii="Avenir Next" w:hAnsi="Avenir Next" w:cs="Avenir Next" w:eastAsia="Avenir Next"/>
                 <w:color w:val="1A1A1A"/>
-                <w:sz w:val="21"/>
+                <w:sz w:val="22"/>
                 <w:szCs w:val="21"/>
               </w:rPr>
               <w:t xml:space="preserve">. Ignore the point.</w:t>
@@ -395,6 +400,7 @@
           </w:tcPr>
           <w:p>
             <w:pPr>
+              <w:pStyle w:val="Heading1"/>
               <w:spacing w:before="0" w:after="0" w:line="240" w:lineRule="auto"/>
               <w:jc w:val="center"/>
             </w:pPr>
@@ -423,7 +429,7 @@
               <w:rPr>
                 <w:rFonts w:ascii="Avenir Next" w:hAnsi="Avenir Next" w:cs="Avenir Next" w:eastAsia="Avenir Next"/>
                 <w:color w:val="1A1A1A"/>
-                <w:sz w:val="21"/>
+                <w:sz w:val="22"/>
                 <w:szCs w:val="21"/>
               </w:rPr>
               <w:t xml:space="preserve">Put the </w:t>
@@ -433,7 +439,7 @@
                 <w:rFonts w:ascii="Avenir Next" w:hAnsi="Avenir Next" w:cs="Avenir Next" w:eastAsia="Avenir Next"/>
                 <w:b/>
                 <w:color w:val="1A1A1A"/>
-                <w:sz w:val="21"/>
+                <w:sz w:val="22"/>
                 <w:szCs w:val="21"/>
               </w:rPr>
               <w:t xml:space="preserve">point</w:t>
@@ -442,7 +448,7 @@
               <w:rPr>
                 <w:rFonts w:ascii="Avenir Next" w:hAnsi="Avenir Next" w:cs="Avenir Next" w:eastAsia="Avenir Next"/>
                 <w:color w:val="1A1A1A"/>
-                <w:sz w:val="21"/>
+                <w:sz w:val="22"/>
                 <w:szCs w:val="21"/>
               </w:rPr>
               <w:t xml:space="preserve"> in the quotient right above the point.</w:t>
@@ -461,6 +467,7 @@
           </w:tcPr>
           <w:p>
             <w:pPr>
+              <w:pStyle w:val="Heading1"/>
               <w:spacing w:before="0" w:after="0" w:line="240" w:lineRule="auto"/>
               <w:jc w:val="center"/>
             </w:pPr>
@@ -490,7 +497,7 @@
                 <w:rFonts w:ascii="Avenir Next" w:hAnsi="Avenir Next" w:cs="Avenir Next" w:eastAsia="Avenir Next"/>
                 <w:b/>
                 <w:color w:val="1A1A1A"/>
-                <w:sz w:val="21"/>
+                <w:sz w:val="22"/>
                 <w:szCs w:val="21"/>
               </w:rPr>
               <w:t xml:space="preserve">Check</w:t>
@@ -499,7 +506,7 @@
               <w:rPr>
                 <w:rFonts w:ascii="Avenir Next" w:hAnsi="Avenir Next" w:cs="Avenir Next" w:eastAsia="Avenir Next"/>
                 <w:color w:val="1A1A1A"/>
-                <w:sz w:val="21"/>
+                <w:sz w:val="22"/>
                 <w:szCs w:val="21"/>
               </w:rPr>
               <w:t xml:space="preserve">: quotient × divisor = dividend.</w:t>
@@ -510,6 +517,7 @@
     </w:tbl>
     <w:p>
       <w:pPr>
+        <w:pStyle w:val="Heading2"/>
         <w:keepNext/>
         <w:pBdr>
           <w:bottom w:val="single" w:sz="8" w:space="3" w:color="003A70"/>
@@ -525,7 +533,7 @@
           <w:b/>
           <w:color w:val="003A70"/>
           <w:spacing w:val="14"/>
-          <w:sz w:val="19"/>
+          <w:sz w:val="22"/>
           <w:szCs w:val="19"/>
         </w:rPr>
         <w:t xml:space="preserve">WATCH ME</w:t>
@@ -544,7 +552,7 @@
           <w:rFonts w:ascii="Avenir Next" w:hAnsi="Avenir Next" w:cs="Avenir Next" w:eastAsia="Avenir Next"/>
           <w:i/>
           <w:color w:val="5A5F66"/>
-          <w:sz w:val="17"/>
+          <w:sz w:val="22"/>
           <w:szCs w:val="17"/>
         </w:rPr>
         <w:t xml:space="preserve">the steps in action</w:t>
@@ -559,7 +567,7 @@
           <w:rFonts w:ascii="Avenir Next" w:hAnsi="Avenir Next" w:cs="Avenir Next" w:eastAsia="Avenir Next"/>
           <w:b/>
           <w:color w:val="1A1A1A"/>
-          <w:sz w:val="21"/>
+          <w:sz w:val="22"/>
           <w:szCs w:val="21"/>
         </w:rPr>
         <w:t xml:space="preserve">Find $8.40 ÷ 6.</w:t>
@@ -578,25 +586,25 @@
           <w:rFonts w:ascii="Avenir Next" w:hAnsi="Avenir Next" w:cs="Avenir Next" w:eastAsia="Avenir Next"/>
           <w:b/>
           <w:color w:val="003A70"/>
+          <w:sz w:val="22"/>
+          <w:szCs w:val="19"/>
+        </w:rPr>
+        <w:t xml:space="preserve">Step 1</w:t>
+      </w:r>
+      <w:r>
+        <w:rPr>
+          <w:rFonts w:ascii="Avenir Next" w:hAnsi="Avenir Next" w:cs="Avenir Next" w:eastAsia="Avenir Next"/>
+          <w:color w:val="1A1A1A"/>
           <w:sz w:val="19"/>
           <w:szCs w:val="19"/>
         </w:rPr>
-        <w:t xml:space="preserve">Step 1</w:t>
-      </w:r>
-      <w:r>
-        <w:rPr>
-          <w:rFonts w:ascii="Avenir Next" w:hAnsi="Avenir Next" w:cs="Avenir Next" w:eastAsia="Avenir Next"/>
-          <w:color w:val="1A1A1A"/>
-          <w:sz w:val="19"/>
-          <w:szCs w:val="19"/>
-        </w:rPr>
         <w:tab/>
       </w:r>
       <w:r>
         <w:rPr>
           <w:rFonts w:ascii="Avenir Next" w:hAnsi="Avenir Next" w:cs="Avenir Next" w:eastAsia="Avenir Next"/>
           <w:color w:val="1A1A1A"/>
-          <w:sz w:val="21"/>
+          <w:sz w:val="22"/>
           <w:szCs w:val="21"/>
         </w:rPr>
         <w:t xml:space="preserve">840 ÷ 6 = 140.</w:t>
@@ -615,25 +623,25 @@
           <w:rFonts w:ascii="Avenir Next" w:hAnsi="Avenir Next" w:cs="Avenir Next" w:eastAsia="Avenir Next"/>
           <w:b/>
           <w:color w:val="003A70"/>
+          <w:sz w:val="22"/>
+          <w:szCs w:val="19"/>
+        </w:rPr>
+        <w:t xml:space="preserve">Step 2</w:t>
+      </w:r>
+      <w:r>
+        <w:rPr>
+          <w:rFonts w:ascii="Avenir Next" w:hAnsi="Avenir Next" w:cs="Avenir Next" w:eastAsia="Avenir Next"/>
+          <w:color w:val="1A1A1A"/>
           <w:sz w:val="19"/>
           <w:szCs w:val="19"/>
         </w:rPr>
-        <w:t xml:space="preserve">Step 2</w:t>
-      </w:r>
-      <w:r>
-        <w:rPr>
-          <w:rFonts w:ascii="Avenir Next" w:hAnsi="Avenir Next" w:cs="Avenir Next" w:eastAsia="Avenir Next"/>
-          <w:color w:val="1A1A1A"/>
-          <w:sz w:val="19"/>
-          <w:szCs w:val="19"/>
-        </w:rPr>
         <w:tab/>
       </w:r>
       <w:r>
         <w:rPr>
           <w:rFonts w:ascii="Avenir Next" w:hAnsi="Avenir Next" w:cs="Avenir Next" w:eastAsia="Avenir Next"/>
           <w:color w:val="1A1A1A"/>
-          <w:sz w:val="21"/>
+          <w:sz w:val="22"/>
           <w:szCs w:val="21"/>
         </w:rPr>
         <w:t xml:space="preserve">The point goes above the point: 1.40.</w:t>
@@ -652,25 +660,25 @@
           <w:rFonts w:ascii="Avenir Next" w:hAnsi="Avenir Next" w:cs="Avenir Next" w:eastAsia="Avenir Next"/>
           <w:b/>
           <w:color w:val="003A70"/>
+          <w:sz w:val="22"/>
+          <w:szCs w:val="19"/>
+        </w:rPr>
+        <w:t xml:space="preserve">Step 3</w:t>
+      </w:r>
+      <w:r>
+        <w:rPr>
+          <w:rFonts w:ascii="Avenir Next" w:hAnsi="Avenir Next" w:cs="Avenir Next" w:eastAsia="Avenir Next"/>
+          <w:color w:val="1A1A1A"/>
           <w:sz w:val="19"/>
           <w:szCs w:val="19"/>
         </w:rPr>
-        <w:t xml:space="preserve">Step 3</w:t>
-      </w:r>
-      <w:r>
-        <w:rPr>
-          <w:rFonts w:ascii="Avenir Next" w:hAnsi="Avenir Next" w:cs="Avenir Next" w:eastAsia="Avenir Next"/>
-          <w:color w:val="1A1A1A"/>
-          <w:sz w:val="19"/>
-          <w:szCs w:val="19"/>
-        </w:rPr>
         <w:tab/>
       </w:r>
       <w:r>
         <w:rPr>
           <w:rFonts w:ascii="Avenir Next" w:hAnsi="Avenir Next" w:cs="Avenir Next" w:eastAsia="Avenir Next"/>
           <w:color w:val="1A1A1A"/>
-          <w:sz w:val="21"/>
+          <w:sz w:val="22"/>
           <w:szCs w:val="21"/>
         </w:rPr>
         <w:t xml:space="preserve">1.40 × 6 = 8.40.</w:t>
@@ -689,18 +697,18 @@
           <w:rFonts w:ascii="Avenir Next" w:hAnsi="Avenir Next" w:cs="Avenir Next" w:eastAsia="Avenir Next"/>
           <w:b/>
           <w:color w:val="1A1A1A"/>
+          <w:sz w:val="22"/>
+          <w:szCs w:val="21"/>
+        </w:rPr>
+        <w:t xml:space="preserve">Answer</w:t>
+      </w:r>
+      <w:r>
+        <w:rPr>
+          <w:rFonts w:ascii="Avenir Next" w:hAnsi="Avenir Next" w:cs="Avenir Next" w:eastAsia="Avenir Next"/>
+          <w:color w:val="1A1A1A"/>
           <w:sz w:val="21"/>
           <w:szCs w:val="21"/>
         </w:rPr>
-        <w:t xml:space="preserve">Answer</w:t>
-      </w:r>
-      <w:r>
-        <w:rPr>
-          <w:rFonts w:ascii="Avenir Next" w:hAnsi="Avenir Next" w:cs="Avenir Next" w:eastAsia="Avenir Next"/>
-          <w:color w:val="1A1A1A"/>
-          <w:sz w:val="21"/>
-          <w:szCs w:val="21"/>
-        </w:rPr>
         <w:tab/>
       </w:r>
       <w:r>
@@ -708,7 +716,7 @@
           <w:rFonts w:ascii="Avenir Next" w:hAnsi="Avenir Next" w:cs="Avenir Next" w:eastAsia="Avenir Next"/>
           <w:b/>
           <w:color w:val="1A1A1A"/>
-          <w:sz w:val="21"/>
+          <w:sz w:val="22"/>
           <w:szCs w:val="21"/>
         </w:rPr>
         <w:t xml:space="preserve">$1.40</w:t>
@@ -716,6 +724,7 @@
     </w:p>
     <w:p>
       <w:pPr>
+        <w:pStyle w:val="Heading2"/>
         <w:keepNext/>
         <w:pBdr>
           <w:bottom w:val="single" w:sz="8" w:space="3" w:color="003A70"/>
@@ -731,7 +740,7 @@
           <w:b/>
           <w:color w:val="003A70"/>
           <w:spacing w:val="14"/>
-          <w:sz w:val="19"/>
+          <w:sz w:val="22"/>
           <w:szCs w:val="19"/>
         </w:rPr>
         <w:t xml:space="preserve">TRY IT WITH HELP</w:t>
@@ -750,7 +759,7 @@
           <w:rFonts w:ascii="Avenir Next" w:hAnsi="Avenir Next" w:cs="Avenir Next" w:eastAsia="Avenir Next"/>
           <w:i/>
           <w:color w:val="5A5F66"/>
-          <w:sz w:val="17"/>
+          <w:sz w:val="22"/>
           <w:szCs w:val="17"/>
         </w:rPr>
         <w:t xml:space="preserve">fill in each step</w:t>
@@ -808,25 +817,25 @@
           <w:rFonts w:ascii="Avenir Next" w:hAnsi="Avenir Next" w:cs="Avenir Next" w:eastAsia="Avenir Next"/>
           <w:b/>
           <w:color w:val="003A70"/>
+          <w:sz w:val="22"/>
+          <w:szCs w:val="18"/>
+        </w:rPr>
+        <w:t xml:space="preserve">Step 1</w:t>
+      </w:r>
+      <w:r>
+        <w:rPr>
+          <w:rFonts w:ascii="Avenir Next" w:hAnsi="Avenir Next" w:cs="Avenir Next" w:eastAsia="Avenir Next"/>
+          <w:color w:val="1A1A1A"/>
           <w:sz w:val="18"/>
           <w:szCs w:val="18"/>
         </w:rPr>
-        <w:t xml:space="preserve">Step 1</w:t>
-      </w:r>
-      <w:r>
-        <w:rPr>
-          <w:rFonts w:ascii="Avenir Next" w:hAnsi="Avenir Next" w:cs="Avenir Next" w:eastAsia="Avenir Next"/>
-          <w:color w:val="1A1A1A"/>
-          <w:sz w:val="18"/>
-          <w:szCs w:val="18"/>
-        </w:rPr>
         <w:tab/>
       </w:r>
       <w:r>
         <w:rPr>
           <w:rFonts w:ascii="Avenir Next" w:hAnsi="Avenir Next" w:cs="Avenir Next" w:eastAsia="Avenir Next"/>
           <w:color w:val="1A1A1A"/>
-          <w:sz w:val="21"/>
+          <w:sz w:val="22"/>
           <w:szCs w:val="21"/>
         </w:rPr>
         <w:t xml:space="preserve">450 ÷ 6 = </w:t>
@@ -856,25 +865,25 @@
           <w:rFonts w:ascii="Avenir Next" w:hAnsi="Avenir Next" w:cs="Avenir Next" w:eastAsia="Avenir Next"/>
           <w:b/>
           <w:color w:val="003A70"/>
+          <w:sz w:val="22"/>
+          <w:szCs w:val="18"/>
+        </w:rPr>
+        <w:t xml:space="preserve">Step 2</w:t>
+      </w:r>
+      <w:r>
+        <w:rPr>
+          <w:rFonts w:ascii="Avenir Next" w:hAnsi="Avenir Next" w:cs="Avenir Next" w:eastAsia="Avenir Next"/>
+          <w:color w:val="1A1A1A"/>
           <w:sz w:val="18"/>
           <w:szCs w:val="18"/>
         </w:rPr>
-        <w:t xml:space="preserve">Step 2</w:t>
-      </w:r>
-      <w:r>
-        <w:rPr>
-          <w:rFonts w:ascii="Avenir Next" w:hAnsi="Avenir Next" w:cs="Avenir Next" w:eastAsia="Avenir Next"/>
-          <w:color w:val="1A1A1A"/>
-          <w:sz w:val="18"/>
-          <w:szCs w:val="18"/>
-        </w:rPr>
         <w:tab/>
       </w:r>
       <w:r>
         <w:rPr>
           <w:rFonts w:ascii="Avenir Next" w:hAnsi="Avenir Next" w:cs="Avenir Next" w:eastAsia="Avenir Next"/>
           <w:color w:val="1A1A1A"/>
-          <w:sz w:val="21"/>
+          <w:sz w:val="22"/>
           <w:szCs w:val="21"/>
         </w:rPr>
         <w:t xml:space="preserve">Place the point: </w:t>
@@ -904,25 +913,25 @@
           <w:rFonts w:ascii="Avenir Next" w:hAnsi="Avenir Next" w:cs="Avenir Next" w:eastAsia="Avenir Next"/>
           <w:b/>
           <w:color w:val="003A70"/>
+          <w:sz w:val="22"/>
+          <w:szCs w:val="18"/>
+        </w:rPr>
+        <w:t xml:space="preserve">Step 3</w:t>
+      </w:r>
+      <w:r>
+        <w:rPr>
+          <w:rFonts w:ascii="Avenir Next" w:hAnsi="Avenir Next" w:cs="Avenir Next" w:eastAsia="Avenir Next"/>
+          <w:color w:val="1A1A1A"/>
           <w:sz w:val="18"/>
           <w:szCs w:val="18"/>
         </w:rPr>
-        <w:t xml:space="preserve">Step 3</w:t>
-      </w:r>
-      <w:r>
-        <w:rPr>
-          <w:rFonts w:ascii="Avenir Next" w:hAnsi="Avenir Next" w:cs="Avenir Next" w:eastAsia="Avenir Next"/>
-          <w:color w:val="1A1A1A"/>
-          <w:sz w:val="18"/>
-          <w:szCs w:val="18"/>
-        </w:rPr>
         <w:tab/>
       </w:r>
       <w:r>
         <w:rPr>
           <w:rFonts w:ascii="Avenir Next" w:hAnsi="Avenir Next" w:cs="Avenir Next" w:eastAsia="Avenir Next"/>
           <w:color w:val="1A1A1A"/>
-          <w:sz w:val="21"/>
+          <w:sz w:val="22"/>
           <w:szCs w:val="21"/>
         </w:rPr>
         <w:t xml:space="preserve">0.75 × 6 = </w:t>
@@ -995,25 +1004,25 @@
           <w:rFonts w:ascii="Avenir Next" w:hAnsi="Avenir Next" w:cs="Avenir Next" w:eastAsia="Avenir Next"/>
           <w:b/>
           <w:color w:val="003A70"/>
+          <w:sz w:val="22"/>
+          <w:szCs w:val="18"/>
+        </w:rPr>
+        <w:t xml:space="preserve">Step 1</w:t>
+      </w:r>
+      <w:r>
+        <w:rPr>
+          <w:rFonts w:ascii="Avenir Next" w:hAnsi="Avenir Next" w:cs="Avenir Next" w:eastAsia="Avenir Next"/>
+          <w:color w:val="1A1A1A"/>
           <w:sz w:val="18"/>
           <w:szCs w:val="18"/>
         </w:rPr>
-        <w:t xml:space="preserve">Step 1</w:t>
-      </w:r>
-      <w:r>
-        <w:rPr>
-          <w:rFonts w:ascii="Avenir Next" w:hAnsi="Avenir Next" w:cs="Avenir Next" w:eastAsia="Avenir Next"/>
-          <w:color w:val="1A1A1A"/>
-          <w:sz w:val="18"/>
-          <w:szCs w:val="18"/>
-        </w:rPr>
         <w:tab/>
       </w:r>
       <w:r>
         <w:rPr>
           <w:rFonts w:ascii="Avenir Next" w:hAnsi="Avenir Next" w:cs="Avenir Next" w:eastAsia="Avenir Next"/>
           <w:color w:val="1A1A1A"/>
-          <w:sz w:val="21"/>
+          <w:sz w:val="22"/>
           <w:szCs w:val="21"/>
         </w:rPr>
         <w:t xml:space="preserve">660 ÷ 3 = </w:t>
@@ -1043,25 +1052,25 @@
           <w:rFonts w:ascii="Avenir Next" w:hAnsi="Avenir Next" w:cs="Avenir Next" w:eastAsia="Avenir Next"/>
           <w:b/>
           <w:color w:val="003A70"/>
+          <w:sz w:val="22"/>
+          <w:szCs w:val="18"/>
+        </w:rPr>
+        <w:t xml:space="preserve">Step 2</w:t>
+      </w:r>
+      <w:r>
+        <w:rPr>
+          <w:rFonts w:ascii="Avenir Next" w:hAnsi="Avenir Next" w:cs="Avenir Next" w:eastAsia="Avenir Next"/>
+          <w:color w:val="1A1A1A"/>
           <w:sz w:val="18"/>
           <w:szCs w:val="18"/>
         </w:rPr>
-        <w:t xml:space="preserve">Step 2</w:t>
-      </w:r>
-      <w:r>
-        <w:rPr>
-          <w:rFonts w:ascii="Avenir Next" w:hAnsi="Avenir Next" w:cs="Avenir Next" w:eastAsia="Avenir Next"/>
-          <w:color w:val="1A1A1A"/>
-          <w:sz w:val="18"/>
-          <w:szCs w:val="18"/>
-        </w:rPr>
         <w:tab/>
       </w:r>
       <w:r>
         <w:rPr>
           <w:rFonts w:ascii="Avenir Next" w:hAnsi="Avenir Next" w:cs="Avenir Next" w:eastAsia="Avenir Next"/>
           <w:color w:val="1A1A1A"/>
-          <w:sz w:val="21"/>
+          <w:sz w:val="22"/>
           <w:szCs w:val="21"/>
         </w:rPr>
         <w:t xml:space="preserve">Place the point: </w:t>
@@ -1091,35 +1100,35 @@
           <w:rFonts w:ascii="Avenir Next" w:hAnsi="Avenir Next" w:cs="Avenir Next" w:eastAsia="Avenir Next"/>
           <w:b/>
           <w:color w:val="003A70"/>
+          <w:sz w:val="22"/>
+          <w:szCs w:val="18"/>
+        </w:rPr>
+        <w:t xml:space="preserve">Step 3</w:t>
+      </w:r>
+      <w:r>
+        <w:rPr>
+          <w:rFonts w:ascii="Avenir Next" w:hAnsi="Avenir Next" w:cs="Avenir Next" w:eastAsia="Avenir Next"/>
+          <w:color w:val="1A1A1A"/>
           <w:sz w:val="18"/>
           <w:szCs w:val="18"/>
         </w:rPr>
-        <w:t xml:space="preserve">Step 3</w:t>
-      </w:r>
-      <w:r>
-        <w:rPr>
-          <w:rFonts w:ascii="Avenir Next" w:hAnsi="Avenir Next" w:cs="Avenir Next" w:eastAsia="Avenir Next"/>
-          <w:color w:val="1A1A1A"/>
-          <w:sz w:val="18"/>
-          <w:szCs w:val="18"/>
-        </w:rPr>
         <w:tab/>
       </w:r>
       <w:r>
         <w:rPr>
           <w:rFonts w:ascii="Avenir Next" w:hAnsi="Avenir Next" w:cs="Avenir Next" w:eastAsia="Avenir Next"/>
           <w:color w:val="1A1A1A"/>
+          <w:sz w:val="22"/>
+          <w:szCs w:val="21"/>
+        </w:rPr>
+        <w:t xml:space="preserve">2.20 × 3 = </w:t>
+      </w:r>
+      <w:r>
+        <w:rPr>
+          <w:rFonts w:ascii="Avenir Next" w:hAnsi="Avenir Next" w:cs="Avenir Next" w:eastAsia="Avenir Next"/>
+          <w:color w:val="1A1A1A"/>
           <w:sz w:val="21"/>
           <w:szCs w:val="21"/>
-        </w:rPr>
-        <w:t xml:space="preserve">2.20 × 3 = </w:t>
-      </w:r>
-      <w:r>
-        <w:rPr>
-          <w:rFonts w:ascii="Avenir Next" w:hAnsi="Avenir Next" w:cs="Avenir Next" w:eastAsia="Avenir Next"/>
-          <w:color w:val="1A1A1A"/>
-          <w:sz w:val="21"/>
-          <w:szCs w:val="21"/>
           <w:u w:val="single"/>
         </w:rPr>
         <w:t xml:space="preserve">                </w:t>
@@ -1132,6 +1141,7 @@
     </w:p>
     <w:p>
       <w:pPr>
+        <w:pStyle w:val="Heading2"/>
         <w:keepNext/>
         <w:pBdr>
           <w:bottom w:val="single" w:sz="8" w:space="3" w:color="003A70"/>
@@ -1147,7 +1157,7 @@
           <w:b/>
           <w:color w:val="003A70"/>
           <w:spacing w:val="14"/>
-          <w:sz w:val="19"/>
+          <w:sz w:val="22"/>
           <w:szCs w:val="19"/>
         </w:rPr>
         <w:t xml:space="preserve">YOUR TURN</w:t>
@@ -1166,7 +1176,7 @@
           <w:rFonts w:ascii="Avenir Next" w:hAnsi="Avenir Next" w:cs="Avenir Next" w:eastAsia="Avenir Next"/>
           <w:i/>
           <w:color w:val="5A5F66"/>
-          <w:sz w:val="17"/>
+          <w:sz w:val="22"/>
           <w:szCs w:val="17"/>
         </w:rPr>
         <w:t xml:space="preserve">use the steps on your own</w:t>
@@ -1338,7 +1348,7 @@
                       <w:szCs w:val="22"/>
                       <w:u w:val="single"/>
                     </w:rPr>
-                    <w:t xml:space="preserve">        </w:t>
+                    <w:t xml:space="preserve">            </w:t>
                   </w:r>
                 </w:p>
               </w:tc>
@@ -1400,7 +1410,7 @@
                       <w:szCs w:val="22"/>
                       <w:u w:val="single"/>
                     </w:rPr>
-                    <w:t xml:space="preserve">        </w:t>
+                    <w:t xml:space="preserve">            </w:t>
                   </w:r>
                 </w:p>
               </w:tc>
@@ -1462,7 +1472,7 @@
                       <w:szCs w:val="22"/>
                       <w:u w:val="single"/>
                     </w:rPr>
-                    <w:t xml:space="preserve">        </w:t>
+                    <w:t xml:space="preserve">            </w:t>
                   </w:r>
                 </w:p>
               </w:tc>
@@ -1530,7 +1540,7 @@
                       <w:szCs w:val="22"/>
                       <w:u w:val="single"/>
                     </w:rPr>
-                    <w:t xml:space="preserve">        </w:t>
+                    <w:t xml:space="preserve">            </w:t>
                   </w:r>
                 </w:p>
               </w:tc>
@@ -1592,7 +1602,7 @@
                       <w:szCs w:val="22"/>
                       <w:u w:val="single"/>
                     </w:rPr>
-                    <w:t xml:space="preserve">        </w:t>
+                    <w:t xml:space="preserve">            </w:t>
                   </w:r>
                 </w:p>
               </w:tc>
@@ -1654,7 +1664,7 @@
                       <w:szCs w:val="22"/>
                       <w:u w:val="single"/>
                     </w:rPr>
-                    <w:t xml:space="preserve">        </w:t>
+                    <w:t xml:space="preserve">            </w:t>
                   </w:r>
                 </w:p>
               </w:tc>
@@ -1677,7 +1687,7 @@
       <w:pPr>
         <w:pageBreakBefore/>
         <w:keepNext/>
-        <w:spacing w:before="0" w:after="12" w:line="264" w:lineRule="auto"/>
+        <w:spacing w:before="0" w:after="12" w:line="252" w:lineRule="auto"/>
       </w:pPr>
       <w:r>
         <w:rPr>
@@ -1686,7 +1696,7 @@
           <w:caps/>
           <w:color w:val="003A70"/>
           <w:spacing w:val="12"/>
-          <w:sz w:val="19"/>
+          <w:sz w:val="22"/>
           <w:szCs w:val="19"/>
         </w:rPr>
         <w:t xml:space="preserve">Lesson 3-2  ·  Session 2  ·  Prerequisite Practice B  ·  Skill 2 of 2</w:t>
@@ -1694,6 +1704,7 @@
     </w:p>
     <w:p>
       <w:pPr>
+        <w:pStyle w:val="Heading1"/>
         <w:keepNext/>
         <w:spacing w:before="0" w:after="10" w:line="240" w:lineRule="auto"/>
       </w:pPr>
@@ -1713,13 +1724,13 @@
         <w:pBdr>
           <w:bottom w:val="single" w:sz="4" w:space="5" w:color="C9CDD2"/>
         </w:pBdr>
-        <w:spacing w:before="0" w:after="60" w:line="264" w:lineRule="auto"/>
+        <w:spacing w:before="0" w:after="60" w:line="252" w:lineRule="auto"/>
       </w:pPr>
       <w:r>
         <w:rPr>
           <w:rFonts w:ascii="Avenir Next" w:hAnsi="Avenir Next" w:cs="Avenir Next" w:eastAsia="Avenir Next"/>
           <w:color w:val="5A5F66"/>
-          <w:sz w:val="17"/>
+          <w:sz w:val="22"/>
           <w:szCs w:val="17"/>
         </w:rPr>
         <w:t xml:space="preserve">Builds on Lesson 3-2 Session 1 · 6.RP.A.2</w:t>
@@ -1762,7 +1773,8 @@
           </w:tcPr>
           <w:p>
             <w:pPr>
-              <w:spacing w:before="0" w:after="0" w:line="252" w:lineRule="auto"/>
+              <w:pStyle w:val="Heading2"/>
+              <w:spacing w:before="0" w:after="0" w:line="246" w:lineRule="auto"/>
             </w:pPr>
             <w:r>
               <w:rPr>
@@ -1785,13 +1797,13 @@
           </w:tcPr>
           <w:p>
             <w:pPr>
-              <w:spacing w:before="0" w:after="0" w:line="264" w:lineRule="auto"/>
+              <w:spacing w:before="0" w:after="0" w:line="252" w:lineRule="auto"/>
             </w:pPr>
             <w:r>
               <w:rPr>
                 <w:rFonts w:ascii="Avenir Next" w:hAnsi="Avenir Next" w:cs="Avenir Next" w:eastAsia="Avenir Next"/>
                 <w:color w:val="1A1A1A"/>
-                <w:sz w:val="20"/>
+                <w:sz w:val="22"/>
                 <w:szCs w:val="20"/>
               </w:rPr>
               <w:t xml:space="preserve">Streamify costs $27 for 3 months. You find the cost for 1 month.</w:t>
@@ -1811,7 +1823,8 @@
           </w:tcPr>
           <w:p>
             <w:pPr>
-              <w:spacing w:before="0" w:after="0" w:line="252" w:lineRule="auto"/>
+              <w:pStyle w:val="Heading2"/>
+              <w:spacing w:before="0" w:after="0" w:line="246" w:lineRule="auto"/>
             </w:pPr>
             <w:r>
               <w:rPr>
@@ -1834,13 +1847,13 @@
           </w:tcPr>
           <w:p>
             <w:pPr>
-              <w:spacing w:before="0" w:after="0" w:line="264" w:lineRule="auto"/>
+              <w:spacing w:before="0" w:after="0" w:line="252" w:lineRule="auto"/>
             </w:pPr>
             <w:r>
               <w:rPr>
                 <w:rFonts w:ascii="Avenir Next" w:hAnsi="Avenir Next" w:cs="Avenir Next" w:eastAsia="Avenir Next"/>
                 <w:color w:val="1A1A1A"/>
-                <w:sz w:val="20"/>
+                <w:sz w:val="22"/>
                 <w:szCs w:val="20"/>
               </w:rPr>
               <w:t xml:space="preserve">Find a unit rate: divide to get the amount for 1.  </w:t>
@@ -1850,7 +1863,7 @@
                 <w:rFonts w:ascii="Avenir Next" w:hAnsi="Avenir Next" w:cs="Avenir Next" w:eastAsia="Avenir Next"/>
                 <w:b/>
                 <w:color w:val="1A1A1A"/>
-                <w:sz w:val="20"/>
+                <w:sz w:val="22"/>
                 <w:szCs w:val="20"/>
               </w:rPr>
               <w:t xml:space="preserve">You will use it in Practice Form A, problems 5 and 6.</w:t>
@@ -1861,6 +1874,7 @@
     </w:tbl>
     <w:p>
       <w:pPr>
+        <w:pStyle w:val="Heading2"/>
         <w:keepNext/>
         <w:pBdr>
           <w:bottom w:val="single" w:sz="8" w:space="3" w:color="003A70"/>
@@ -1876,7 +1890,7 @@
           <w:b/>
           <w:color w:val="003A70"/>
           <w:spacing w:val="14"/>
-          <w:sz w:val="19"/>
+          <w:sz w:val="22"/>
           <w:szCs w:val="19"/>
         </w:rPr>
         <w:t xml:space="preserve">STEPS TO FOLLOW</w:t>
@@ -1895,7 +1909,7 @@
           <w:rFonts w:ascii="Avenir Next" w:hAnsi="Avenir Next" w:cs="Avenir Next" w:eastAsia="Avenir Next"/>
           <w:i/>
           <w:color w:val="5A5F66"/>
-          <w:sz w:val="17"/>
+          <w:sz w:val="22"/>
           <w:szCs w:val="17"/>
         </w:rPr>
         <w:t xml:space="preserve">use these same steps on every problem</w:t>
@@ -1937,6 +1951,7 @@
           </w:tcPr>
           <w:p>
             <w:pPr>
+              <w:pStyle w:val="Heading1"/>
               <w:spacing w:before="0" w:after="0" w:line="240" w:lineRule="auto"/>
               <w:jc w:val="center"/>
             </w:pPr>
@@ -1959,13 +1974,13 @@
           </w:tcPr>
           <w:p>
             <w:pPr>
-              <w:spacing w:before="0" w:after="0" w:line="264" w:lineRule="auto"/>
+              <w:spacing w:before="0" w:after="0" w:line="252" w:lineRule="auto"/>
             </w:pPr>
             <w:r>
               <w:rPr>
                 <w:rFonts w:ascii="Avenir Next" w:hAnsi="Avenir Next" w:cs="Avenir Next" w:eastAsia="Avenir Next"/>
                 <w:color w:val="1A1A1A"/>
-                <w:sz w:val="21"/>
+                <w:sz w:val="22"/>
                 <w:szCs w:val="21"/>
               </w:rPr>
               <w:t xml:space="preserve">Write the rate as a </w:t>
@@ -1975,7 +1990,7 @@
                 <w:rFonts w:ascii="Avenir Next" w:hAnsi="Avenir Next" w:cs="Avenir Next" w:eastAsia="Avenir Next"/>
                 <w:b/>
                 <w:color w:val="1A1A1A"/>
-                <w:sz w:val="21"/>
+                <w:sz w:val="22"/>
                 <w:szCs w:val="21"/>
               </w:rPr>
               <w:t xml:space="preserve">fraction</w:t>
@@ -1984,7 +1999,7 @@
               <w:rPr>
                 <w:rFonts w:ascii="Avenir Next" w:hAnsi="Avenir Next" w:cs="Avenir Next" w:eastAsia="Avenir Next"/>
                 <w:color w:val="1A1A1A"/>
-                <w:sz w:val="21"/>
+                <w:sz w:val="22"/>
                 <w:szCs w:val="21"/>
               </w:rPr>
               <w:t xml:space="preserve"> with units.</w:t>
@@ -2003,6 +2018,7 @@
           </w:tcPr>
           <w:p>
             <w:pPr>
+              <w:pStyle w:val="Heading1"/>
               <w:spacing w:before="0" w:after="0" w:line="240" w:lineRule="auto"/>
               <w:jc w:val="center"/>
             </w:pPr>
@@ -2025,14 +2041,14 @@
           </w:tcPr>
           <w:p>
             <w:pPr>
-              <w:spacing w:before="0" w:after="0" w:line="264" w:lineRule="auto"/>
+              <w:spacing w:before="0" w:after="0" w:line="252" w:lineRule="auto"/>
             </w:pPr>
             <w:r>
               <w:rPr>
                 <w:rFonts w:ascii="Avenir Next" w:hAnsi="Avenir Next" w:cs="Avenir Next" w:eastAsia="Avenir Next"/>
                 <w:b/>
                 <w:color w:val="1A1A1A"/>
-                <w:sz w:val="21"/>
+                <w:sz w:val="22"/>
                 <w:szCs w:val="21"/>
               </w:rPr>
               <w:t xml:space="preserve">Divide</w:t>
@@ -2041,7 +2057,7 @@
               <w:rPr>
                 <w:rFonts w:ascii="Avenir Next" w:hAnsi="Avenir Next" w:cs="Avenir Next" w:eastAsia="Avenir Next"/>
                 <w:color w:val="1A1A1A"/>
-                <w:sz w:val="21"/>
+                <w:sz w:val="22"/>
                 <w:szCs w:val="21"/>
               </w:rPr>
               <w:t xml:space="preserve"> the top by the bottom.</w:t>
@@ -2060,6 +2076,7 @@
           </w:tcPr>
           <w:p>
             <w:pPr>
+              <w:pStyle w:val="Heading1"/>
               <w:spacing w:before="0" w:after="0" w:line="240" w:lineRule="auto"/>
               <w:jc w:val="center"/>
             </w:pPr>
@@ -2082,13 +2099,13 @@
           </w:tcPr>
           <w:p>
             <w:pPr>
-              <w:spacing w:before="0" w:after="0" w:line="264" w:lineRule="auto"/>
+              <w:spacing w:before="0" w:after="0" w:line="252" w:lineRule="auto"/>
             </w:pPr>
             <w:r>
               <w:rPr>
                 <w:rFonts w:ascii="Avenir Next" w:hAnsi="Avenir Next" w:cs="Avenir Next" w:eastAsia="Avenir Next"/>
                 <w:color w:val="1A1A1A"/>
-                <w:sz w:val="21"/>
+                <w:sz w:val="22"/>
                 <w:szCs w:val="21"/>
               </w:rPr>
               <w:t xml:space="preserve">Write the answer </w:t>
@@ -2098,7 +2115,7 @@
                 <w:rFonts w:ascii="Avenir Next" w:hAnsi="Avenir Next" w:cs="Avenir Next" w:eastAsia="Avenir Next"/>
                 <w:b/>
                 <w:color w:val="1A1A1A"/>
-                <w:sz w:val="21"/>
+                <w:sz w:val="22"/>
                 <w:szCs w:val="21"/>
               </w:rPr>
               <w:t xml:space="preserve">per 1</w:t>
@@ -2107,7 +2124,7 @@
               <w:rPr>
                 <w:rFonts w:ascii="Avenir Next" w:hAnsi="Avenir Next" w:cs="Avenir Next" w:eastAsia="Avenir Next"/>
                 <w:color w:val="1A1A1A"/>
-                <w:sz w:val="21"/>
+                <w:sz w:val="22"/>
                 <w:szCs w:val="21"/>
               </w:rPr>
               <w:t xml:space="preserve"> unit.</w:t>
@@ -2118,6 +2135,7 @@
     </w:tbl>
     <w:p>
       <w:pPr>
+        <w:pStyle w:val="Heading2"/>
         <w:keepNext/>
         <w:pBdr>
           <w:bottom w:val="single" w:sz="8" w:space="3" w:color="003A70"/>
@@ -2133,7 +2151,7 @@
           <w:b/>
           <w:color w:val="003A70"/>
           <w:spacing w:val="14"/>
-          <w:sz w:val="19"/>
+          <w:sz w:val="22"/>
           <w:szCs w:val="19"/>
         </w:rPr>
         <w:t xml:space="preserve">WATCH ME</w:t>
@@ -2152,7 +2170,7 @@
           <w:rFonts w:ascii="Avenir Next" w:hAnsi="Avenir Next" w:cs="Avenir Next" w:eastAsia="Avenir Next"/>
           <w:i/>
           <w:color w:val="5A5F66"/>
-          <w:sz w:val="17"/>
+          <w:sz w:val="22"/>
           <w:szCs w:val="17"/>
         </w:rPr>
         <w:t xml:space="preserve">the steps in action</w:t>
@@ -2160,14 +2178,14 @@
     </w:p>
     <w:p>
       <w:pPr>
-        <w:spacing w:before="0" w:after="40" w:line="264" w:lineRule="auto"/>
-      </w:pPr>
-      <w:r>
-        <w:rPr>
-          <w:rFonts w:ascii="Avenir Next" w:hAnsi="Avenir Next" w:cs="Avenir Next" w:eastAsia="Avenir Next"/>
-          <w:b/>
-          <w:color w:val="1A1A1A"/>
-          <w:sz w:val="21"/>
+        <w:spacing w:before="0" w:after="40" w:line="252" w:lineRule="auto"/>
+      </w:pPr>
+      <w:r>
+        <w:rPr>
+          <w:rFonts w:ascii="Avenir Next" w:hAnsi="Avenir Next" w:cs="Avenir Next" w:eastAsia="Avenir Next"/>
+          <w:b/>
+          <w:color w:val="1A1A1A"/>
+          <w:sz w:val="22"/>
           <w:szCs w:val="21"/>
         </w:rPr>
         <w:t xml:space="preserve">Find the unit rate: $27 for 3 months.</w:t>
@@ -2178,7 +2196,7 @@
         <w:tabs>
           <w:tab w:val="left" w:pos="950"/>
         </w:tabs>
-        <w:spacing w:before="0" w:after="24" w:line="256" w:lineRule="auto"/>
+        <w:spacing w:before="0" w:after="24" w:line="248" w:lineRule="auto"/>
         <w:ind w:left="950" w:hanging="950"/>
       </w:pPr>
       <w:r>
@@ -2186,25 +2204,25 @@
           <w:rFonts w:ascii="Avenir Next" w:hAnsi="Avenir Next" w:cs="Avenir Next" w:eastAsia="Avenir Next"/>
           <w:b/>
           <w:color w:val="003A70"/>
+          <w:sz w:val="22"/>
+          <w:szCs w:val="19"/>
+        </w:rPr>
+        <w:t xml:space="preserve">Step 1</w:t>
+      </w:r>
+      <w:r>
+        <w:rPr>
+          <w:rFonts w:ascii="Avenir Next" w:hAnsi="Avenir Next" w:cs="Avenir Next" w:eastAsia="Avenir Next"/>
+          <w:color w:val="1A1A1A"/>
           <w:sz w:val="19"/>
           <w:szCs w:val="19"/>
         </w:rPr>
-        <w:t xml:space="preserve">Step 1</w:t>
-      </w:r>
-      <w:r>
-        <w:rPr>
-          <w:rFonts w:ascii="Avenir Next" w:hAnsi="Avenir Next" w:cs="Avenir Next" w:eastAsia="Avenir Next"/>
-          <w:color w:val="1A1A1A"/>
-          <w:sz w:val="19"/>
-          <w:szCs w:val="19"/>
-        </w:rPr>
         <w:tab/>
       </w:r>
       <w:r>
         <w:rPr>
           <w:rFonts w:ascii="Avenir Next" w:hAnsi="Avenir Next" w:cs="Avenir Next" w:eastAsia="Avenir Next"/>
           <w:color w:val="1A1A1A"/>
-          <w:sz w:val="21"/>
+          <w:sz w:val="22"/>
           <w:szCs w:val="21"/>
         </w:rPr>
         <w:t xml:space="preserve">$27/3 months.</w:t>
@@ -2215,7 +2233,7 @@
         <w:tabs>
           <w:tab w:val="left" w:pos="950"/>
         </w:tabs>
-        <w:spacing w:before="0" w:after="24" w:line="256" w:lineRule="auto"/>
+        <w:spacing w:before="0" w:after="24" w:line="248" w:lineRule="auto"/>
         <w:ind w:left="950" w:hanging="950"/>
       </w:pPr>
       <w:r>
@@ -2223,25 +2241,25 @@
           <w:rFonts w:ascii="Avenir Next" w:hAnsi="Avenir Next" w:cs="Avenir Next" w:eastAsia="Avenir Next"/>
           <w:b/>
           <w:color w:val="003A70"/>
+          <w:sz w:val="22"/>
+          <w:szCs w:val="19"/>
+        </w:rPr>
+        <w:t xml:space="preserve">Step 2</w:t>
+      </w:r>
+      <w:r>
+        <w:rPr>
+          <w:rFonts w:ascii="Avenir Next" w:hAnsi="Avenir Next" w:cs="Avenir Next" w:eastAsia="Avenir Next"/>
+          <w:color w:val="1A1A1A"/>
           <w:sz w:val="19"/>
           <w:szCs w:val="19"/>
         </w:rPr>
-        <w:t xml:space="preserve">Step 2</w:t>
-      </w:r>
-      <w:r>
-        <w:rPr>
-          <w:rFonts w:ascii="Avenir Next" w:hAnsi="Avenir Next" w:cs="Avenir Next" w:eastAsia="Avenir Next"/>
-          <w:color w:val="1A1A1A"/>
-          <w:sz w:val="19"/>
-          <w:szCs w:val="19"/>
-        </w:rPr>
         <w:tab/>
       </w:r>
       <w:r>
         <w:rPr>
           <w:rFonts w:ascii="Avenir Next" w:hAnsi="Avenir Next" w:cs="Avenir Next" w:eastAsia="Avenir Next"/>
           <w:color w:val="1A1A1A"/>
-          <w:sz w:val="21"/>
+          <w:sz w:val="22"/>
           <w:szCs w:val="21"/>
         </w:rPr>
         <w:t xml:space="preserve">27 ÷ 3 = 9.</w:t>
@@ -2252,7 +2270,7 @@
         <w:tabs>
           <w:tab w:val="left" w:pos="950"/>
         </w:tabs>
-        <w:spacing w:before="0" w:after="24" w:line="256" w:lineRule="auto"/>
+        <w:spacing w:before="0" w:after="24" w:line="248" w:lineRule="auto"/>
         <w:ind w:left="950" w:hanging="950"/>
       </w:pPr>
       <w:r>
@@ -2260,25 +2278,25 @@
           <w:rFonts w:ascii="Avenir Next" w:hAnsi="Avenir Next" w:cs="Avenir Next" w:eastAsia="Avenir Next"/>
           <w:b/>
           <w:color w:val="003A70"/>
+          <w:sz w:val="22"/>
+          <w:szCs w:val="19"/>
+        </w:rPr>
+        <w:t xml:space="preserve">Step 3</w:t>
+      </w:r>
+      <w:r>
+        <w:rPr>
+          <w:rFonts w:ascii="Avenir Next" w:hAnsi="Avenir Next" w:cs="Avenir Next" w:eastAsia="Avenir Next"/>
+          <w:color w:val="1A1A1A"/>
           <w:sz w:val="19"/>
           <w:szCs w:val="19"/>
         </w:rPr>
-        <w:t xml:space="preserve">Step 3</w:t>
-      </w:r>
-      <w:r>
-        <w:rPr>
-          <w:rFonts w:ascii="Avenir Next" w:hAnsi="Avenir Next" w:cs="Avenir Next" w:eastAsia="Avenir Next"/>
-          <w:color w:val="1A1A1A"/>
-          <w:sz w:val="19"/>
-          <w:szCs w:val="19"/>
-        </w:rPr>
         <w:tab/>
       </w:r>
       <w:r>
         <w:rPr>
           <w:rFonts w:ascii="Avenir Next" w:hAnsi="Avenir Next" w:cs="Avenir Next" w:eastAsia="Avenir Next"/>
           <w:color w:val="1A1A1A"/>
-          <w:sz w:val="21"/>
+          <w:sz w:val="22"/>
           <w:szCs w:val="21"/>
         </w:rPr>
         <w:t xml:space="preserve">$9 per month.</w:t>
@@ -2289,7 +2307,7 @@
         <w:tabs>
           <w:tab w:val="left" w:pos="950"/>
         </w:tabs>
-        <w:spacing w:before="20" w:after="0" w:line="256" w:lineRule="auto"/>
+        <w:spacing w:before="20" w:after="0" w:line="248" w:lineRule="auto"/>
         <w:ind w:left="950" w:hanging="950"/>
       </w:pPr>
       <w:r>
@@ -2297,18 +2315,18 @@
           <w:rFonts w:ascii="Avenir Next" w:hAnsi="Avenir Next" w:cs="Avenir Next" w:eastAsia="Avenir Next"/>
           <w:b/>
           <w:color w:val="1A1A1A"/>
+          <w:sz w:val="22"/>
+          <w:szCs w:val="21"/>
+        </w:rPr>
+        <w:t xml:space="preserve">Answer</w:t>
+      </w:r>
+      <w:r>
+        <w:rPr>
+          <w:rFonts w:ascii="Avenir Next" w:hAnsi="Avenir Next" w:cs="Avenir Next" w:eastAsia="Avenir Next"/>
+          <w:color w:val="1A1A1A"/>
           <w:sz w:val="21"/>
           <w:szCs w:val="21"/>
         </w:rPr>
-        <w:t xml:space="preserve">Answer</w:t>
-      </w:r>
-      <w:r>
-        <w:rPr>
-          <w:rFonts w:ascii="Avenir Next" w:hAnsi="Avenir Next" w:cs="Avenir Next" w:eastAsia="Avenir Next"/>
-          <w:color w:val="1A1A1A"/>
-          <w:sz w:val="21"/>
-          <w:szCs w:val="21"/>
-        </w:rPr>
         <w:tab/>
       </w:r>
       <w:r>
@@ -2316,7 +2334,7 @@
           <w:rFonts w:ascii="Avenir Next" w:hAnsi="Avenir Next" w:cs="Avenir Next" w:eastAsia="Avenir Next"/>
           <w:b/>
           <w:color w:val="1A1A1A"/>
-          <w:sz w:val="21"/>
+          <w:sz w:val="22"/>
           <w:szCs w:val="21"/>
         </w:rPr>
         <w:t xml:space="preserve">$9 per month</w:t>
@@ -2324,6 +2342,7 @@
     </w:p>
     <w:p>
       <w:pPr>
+        <w:pStyle w:val="Heading2"/>
         <w:keepNext/>
         <w:pBdr>
           <w:bottom w:val="single" w:sz="8" w:space="3" w:color="003A70"/>
@@ -2339,7 +2358,7 @@
           <w:b/>
           <w:color w:val="003A70"/>
           <w:spacing w:val="14"/>
-          <w:sz w:val="19"/>
+          <w:sz w:val="22"/>
           <w:szCs w:val="19"/>
         </w:rPr>
         <w:t xml:space="preserve">TRY IT WITH HELP</w:t>
@@ -2358,7 +2377,7 @@
           <w:rFonts w:ascii="Avenir Next" w:hAnsi="Avenir Next" w:cs="Avenir Next" w:eastAsia="Avenir Next"/>
           <w:i/>
           <w:color w:val="5A5F66"/>
-          <w:sz w:val="17"/>
+          <w:sz w:val="22"/>
           <w:szCs w:val="17"/>
         </w:rPr>
         <w:t xml:space="preserve">fill in each step</w:t>
@@ -2370,7 +2389,7 @@
         <w:tabs>
           <w:tab w:val="left" w:pos="432"/>
         </w:tabs>
-        <w:spacing w:before="90" w:after="40" w:line="268" w:lineRule="auto"/>
+        <w:spacing w:before="90" w:after="40" w:line="254" w:lineRule="auto"/>
         <w:ind w:left="432" w:hanging="432"/>
       </w:pPr>
       <w:r>
@@ -2408,7 +2427,7 @@
         <w:tabs>
           <w:tab w:val="left" w:pos="1300"/>
         </w:tabs>
-        <w:spacing w:before="0" w:after="24" w:line="272" w:lineRule="auto"/>
+        <w:spacing w:before="0" w:after="24" w:line="256" w:lineRule="auto"/>
         <w:ind w:left="1300" w:hanging="868"/>
       </w:pPr>
       <w:r>
@@ -2416,28 +2435,47 @@
           <w:rFonts w:ascii="Avenir Next" w:hAnsi="Avenir Next" w:cs="Avenir Next" w:eastAsia="Avenir Next"/>
           <w:b/>
           <w:color w:val="003A70"/>
+          <w:sz w:val="22"/>
+          <w:szCs w:val="18"/>
+        </w:rPr>
+        <w:t xml:space="preserve">Step 1</w:t>
+      </w:r>
+      <w:r>
+        <w:rPr>
+          <w:rFonts w:ascii="Avenir Next" w:hAnsi="Avenir Next" w:cs="Avenir Next" w:eastAsia="Avenir Next"/>
+          <w:color w:val="1A1A1A"/>
           <w:sz w:val="18"/>
           <w:szCs w:val="18"/>
         </w:rPr>
-        <w:t xml:space="preserve">Step 1</w:t>
-      </w:r>
-      <w:r>
-        <w:rPr>
-          <w:rFonts w:ascii="Avenir Next" w:hAnsi="Avenir Next" w:cs="Avenir Next" w:eastAsia="Avenir Next"/>
-          <w:color w:val="1A1A1A"/>
-          <w:sz w:val="18"/>
-          <w:szCs w:val="18"/>
-        </w:rPr>
         <w:tab/>
       </w:r>
       <w:r>
         <w:rPr>
           <w:rFonts w:ascii="Avenir Next" w:hAnsi="Avenir Next" w:cs="Avenir Next" w:eastAsia="Avenir Next"/>
           <w:color w:val="1A1A1A"/>
+          <w:sz w:val="22"/>
+          <w:szCs w:val="21"/>
+        </w:rPr>
+        <w:t xml:space="preserve">Rate: $</w:t>
+      </w:r>
+      <w:r>
+        <w:rPr>
+          <w:rFonts w:ascii="Avenir Next" w:hAnsi="Avenir Next" w:cs="Avenir Next" w:eastAsia="Avenir Next"/>
+          <w:color w:val="1A1A1A"/>
           <w:sz w:val="21"/>
           <w:szCs w:val="21"/>
-        </w:rPr>
-        <w:t xml:space="preserve">Rate: $</w:t>
+          <w:u w:val="single"/>
+        </w:rPr>
+        <w:t xml:space="preserve">                </w:t>
+      </w:r>
+      <w:r>
+        <w:rPr>
+          <w:rFonts w:ascii="Avenir Next" w:hAnsi="Avenir Next" w:cs="Avenir Next" w:eastAsia="Avenir Next"/>
+          <w:color w:val="1A1A1A"/>
+          <w:sz w:val="22"/>
+          <w:szCs w:val="21"/>
+        </w:rPr>
+        <w:t xml:space="preserve">/</w:t>
       </w:r>
       <w:r>
         <w:rPr>
@@ -2453,26 +2491,7 @@
         <w:rPr>
           <w:rFonts w:ascii="Avenir Next" w:hAnsi="Avenir Next" w:cs="Avenir Next" w:eastAsia="Avenir Next"/>
           <w:color w:val="1A1A1A"/>
-          <w:sz w:val="21"/>
-          <w:szCs w:val="21"/>
-        </w:rPr>
-        <w:t xml:space="preserve">/</w:t>
-      </w:r>
-      <w:r>
-        <w:rPr>
-          <w:rFonts w:ascii="Avenir Next" w:hAnsi="Avenir Next" w:cs="Avenir Next" w:eastAsia="Avenir Next"/>
-          <w:color w:val="1A1A1A"/>
-          <w:sz w:val="21"/>
-          <w:szCs w:val="21"/>
-          <w:u w:val="single"/>
-        </w:rPr>
-        <w:t xml:space="preserve">                </w:t>
-      </w:r>
-      <w:r>
-        <w:rPr>
-          <w:rFonts w:ascii="Avenir Next" w:hAnsi="Avenir Next" w:cs="Avenir Next" w:eastAsia="Avenir Next"/>
-          <w:color w:val="1A1A1A"/>
-          <w:sz w:val="21"/>
+          <w:sz w:val="22"/>
           <w:szCs w:val="21"/>
         </w:rPr>
         <w:t xml:space="preserve"> months</w:t>
@@ -2484,7 +2503,7 @@
         <w:tabs>
           <w:tab w:val="left" w:pos="1300"/>
         </w:tabs>
-        <w:spacing w:before="0" w:after="24" w:line="272" w:lineRule="auto"/>
+        <w:spacing w:before="0" w:after="24" w:line="256" w:lineRule="auto"/>
         <w:ind w:left="1300" w:hanging="868"/>
       </w:pPr>
       <w:r>
@@ -2492,25 +2511,25 @@
           <w:rFonts w:ascii="Avenir Next" w:hAnsi="Avenir Next" w:cs="Avenir Next" w:eastAsia="Avenir Next"/>
           <w:b/>
           <w:color w:val="003A70"/>
+          <w:sz w:val="22"/>
+          <w:szCs w:val="18"/>
+        </w:rPr>
+        <w:t xml:space="preserve">Step 2</w:t>
+      </w:r>
+      <w:r>
+        <w:rPr>
+          <w:rFonts w:ascii="Avenir Next" w:hAnsi="Avenir Next" w:cs="Avenir Next" w:eastAsia="Avenir Next"/>
+          <w:color w:val="1A1A1A"/>
           <w:sz w:val="18"/>
           <w:szCs w:val="18"/>
         </w:rPr>
-        <w:t xml:space="preserve">Step 2</w:t>
-      </w:r>
-      <w:r>
-        <w:rPr>
-          <w:rFonts w:ascii="Avenir Next" w:hAnsi="Avenir Next" w:cs="Avenir Next" w:eastAsia="Avenir Next"/>
-          <w:color w:val="1A1A1A"/>
-          <w:sz w:val="18"/>
-          <w:szCs w:val="18"/>
-        </w:rPr>
         <w:tab/>
       </w:r>
       <w:r>
         <w:rPr>
           <w:rFonts w:ascii="Avenir Next" w:hAnsi="Avenir Next" w:cs="Avenir Next" w:eastAsia="Avenir Next"/>
           <w:color w:val="1A1A1A"/>
-          <w:sz w:val="21"/>
+          <w:sz w:val="22"/>
           <w:szCs w:val="21"/>
         </w:rPr>
         <w:t xml:space="preserve">64 ÷ 8 = </w:t>
@@ -2532,7 +2551,7 @@
         <w:tabs>
           <w:tab w:val="left" w:pos="1300"/>
         </w:tabs>
-        <w:spacing w:before="0" w:after="24" w:line="272" w:lineRule="auto"/>
+        <w:spacing w:before="0" w:after="24" w:line="256" w:lineRule="auto"/>
         <w:ind w:left="1300" w:hanging="868"/>
       </w:pPr>
       <w:r>
@@ -2540,35 +2559,35 @@
           <w:rFonts w:ascii="Avenir Next" w:hAnsi="Avenir Next" w:cs="Avenir Next" w:eastAsia="Avenir Next"/>
           <w:b/>
           <w:color w:val="003A70"/>
+          <w:sz w:val="22"/>
+          <w:szCs w:val="18"/>
+        </w:rPr>
+        <w:t xml:space="preserve">Step 3</w:t>
+      </w:r>
+      <w:r>
+        <w:rPr>
+          <w:rFonts w:ascii="Avenir Next" w:hAnsi="Avenir Next" w:cs="Avenir Next" w:eastAsia="Avenir Next"/>
+          <w:color w:val="1A1A1A"/>
           <w:sz w:val="18"/>
           <w:szCs w:val="18"/>
         </w:rPr>
-        <w:t xml:space="preserve">Step 3</w:t>
-      </w:r>
-      <w:r>
-        <w:rPr>
-          <w:rFonts w:ascii="Avenir Next" w:hAnsi="Avenir Next" w:cs="Avenir Next" w:eastAsia="Avenir Next"/>
-          <w:color w:val="1A1A1A"/>
-          <w:sz w:val="18"/>
-          <w:szCs w:val="18"/>
-        </w:rPr>
         <w:tab/>
       </w:r>
       <w:r>
         <w:rPr>
           <w:rFonts w:ascii="Avenir Next" w:hAnsi="Avenir Next" w:cs="Avenir Next" w:eastAsia="Avenir Next"/>
           <w:color w:val="1A1A1A"/>
+          <w:sz w:val="22"/>
+          <w:szCs w:val="21"/>
+        </w:rPr>
+        <w:t xml:space="preserve">$</w:t>
+      </w:r>
+      <w:r>
+        <w:rPr>
+          <w:rFonts w:ascii="Avenir Next" w:hAnsi="Avenir Next" w:cs="Avenir Next" w:eastAsia="Avenir Next"/>
+          <w:color w:val="1A1A1A"/>
           <w:sz w:val="21"/>
           <w:szCs w:val="21"/>
-        </w:rPr>
-        <w:t xml:space="preserve">$</w:t>
-      </w:r>
-      <w:r>
-        <w:rPr>
-          <w:rFonts w:ascii="Avenir Next" w:hAnsi="Avenir Next" w:cs="Avenir Next" w:eastAsia="Avenir Next"/>
-          <w:color w:val="1A1A1A"/>
-          <w:sz w:val="21"/>
-          <w:szCs w:val="21"/>
           <w:u w:val="single"/>
         </w:rPr>
         <w:t xml:space="preserve">                </w:t>
@@ -2577,7 +2596,7 @@
         <w:rPr>
           <w:rFonts w:ascii="Avenir Next" w:hAnsi="Avenir Next" w:cs="Avenir Next" w:eastAsia="Avenir Next"/>
           <w:color w:val="1A1A1A"/>
-          <w:sz w:val="21"/>
+          <w:sz w:val="22"/>
           <w:szCs w:val="21"/>
         </w:rPr>
         <w:t xml:space="preserve"> per month</w:t>
@@ -2594,7 +2613,7 @@
         <w:tabs>
           <w:tab w:val="left" w:pos="432"/>
         </w:tabs>
-        <w:spacing w:before="90" w:after="40" w:line="268" w:lineRule="auto"/>
+        <w:spacing w:before="90" w:after="40" w:line="254" w:lineRule="auto"/>
         <w:ind w:left="432" w:hanging="432"/>
       </w:pPr>
       <w:r>
@@ -2632,7 +2651,7 @@
         <w:tabs>
           <w:tab w:val="left" w:pos="1300"/>
         </w:tabs>
-        <w:spacing w:before="0" w:after="24" w:line="272" w:lineRule="auto"/>
+        <w:spacing w:before="0" w:after="24" w:line="256" w:lineRule="auto"/>
         <w:ind w:left="1300" w:hanging="868"/>
       </w:pPr>
       <w:r>
@@ -2640,35 +2659,35 @@
           <w:rFonts w:ascii="Avenir Next" w:hAnsi="Avenir Next" w:cs="Avenir Next" w:eastAsia="Avenir Next"/>
           <w:b/>
           <w:color w:val="003A70"/>
+          <w:sz w:val="22"/>
+          <w:szCs w:val="18"/>
+        </w:rPr>
+        <w:t xml:space="preserve">Step 1</w:t>
+      </w:r>
+      <w:r>
+        <w:rPr>
+          <w:rFonts w:ascii="Avenir Next" w:hAnsi="Avenir Next" w:cs="Avenir Next" w:eastAsia="Avenir Next"/>
+          <w:color w:val="1A1A1A"/>
           <w:sz w:val="18"/>
           <w:szCs w:val="18"/>
         </w:rPr>
-        <w:t xml:space="preserve">Step 1</w:t>
-      </w:r>
-      <w:r>
-        <w:rPr>
-          <w:rFonts w:ascii="Avenir Next" w:hAnsi="Avenir Next" w:cs="Avenir Next" w:eastAsia="Avenir Next"/>
-          <w:color w:val="1A1A1A"/>
-          <w:sz w:val="18"/>
-          <w:szCs w:val="18"/>
-        </w:rPr>
         <w:tab/>
       </w:r>
       <w:r>
         <w:rPr>
           <w:rFonts w:ascii="Avenir Next" w:hAnsi="Avenir Next" w:cs="Avenir Next" w:eastAsia="Avenir Next"/>
           <w:color w:val="1A1A1A"/>
+          <w:sz w:val="22"/>
+          <w:szCs w:val="21"/>
+        </w:rPr>
+        <w:t xml:space="preserve">Rate: $16.25/</w:t>
+      </w:r>
+      <w:r>
+        <w:rPr>
+          <w:rFonts w:ascii="Avenir Next" w:hAnsi="Avenir Next" w:cs="Avenir Next" w:eastAsia="Avenir Next"/>
+          <w:color w:val="1A1A1A"/>
           <w:sz w:val="21"/>
           <w:szCs w:val="21"/>
-        </w:rPr>
-        <w:t xml:space="preserve">Rate: $16.25/</w:t>
-      </w:r>
-      <w:r>
-        <w:rPr>
-          <w:rFonts w:ascii="Avenir Next" w:hAnsi="Avenir Next" w:cs="Avenir Next" w:eastAsia="Avenir Next"/>
-          <w:color w:val="1A1A1A"/>
-          <w:sz w:val="21"/>
-          <w:szCs w:val="21"/>
           <w:u w:val="single"/>
         </w:rPr>
         <w:t xml:space="preserve">                </w:t>
@@ -2677,7 +2696,7 @@
         <w:rPr>
           <w:rFonts w:ascii="Avenir Next" w:hAnsi="Avenir Next" w:cs="Avenir Next" w:eastAsia="Avenir Next"/>
           <w:color w:val="1A1A1A"/>
-          <w:sz w:val="21"/>
+          <w:sz w:val="22"/>
           <w:szCs w:val="21"/>
         </w:rPr>
         <w:t xml:space="preserve"> pairs</w:t>
@@ -2689,7 +2708,7 @@
         <w:tabs>
           <w:tab w:val="left" w:pos="1300"/>
         </w:tabs>
-        <w:spacing w:before="0" w:after="24" w:line="272" w:lineRule="auto"/>
+        <w:spacing w:before="0" w:after="24" w:line="256" w:lineRule="auto"/>
         <w:ind w:left="1300" w:hanging="868"/>
       </w:pPr>
       <w:r>
@@ -2697,25 +2716,25 @@
           <w:rFonts w:ascii="Avenir Next" w:hAnsi="Avenir Next" w:cs="Avenir Next" w:eastAsia="Avenir Next"/>
           <w:b/>
           <w:color w:val="003A70"/>
+          <w:sz w:val="22"/>
+          <w:szCs w:val="18"/>
+        </w:rPr>
+        <w:t xml:space="preserve">Step 2</w:t>
+      </w:r>
+      <w:r>
+        <w:rPr>
+          <w:rFonts w:ascii="Avenir Next" w:hAnsi="Avenir Next" w:cs="Avenir Next" w:eastAsia="Avenir Next"/>
+          <w:color w:val="1A1A1A"/>
           <w:sz w:val="18"/>
           <w:szCs w:val="18"/>
         </w:rPr>
-        <w:t xml:space="preserve">Step 2</w:t>
-      </w:r>
-      <w:r>
-        <w:rPr>
-          <w:rFonts w:ascii="Avenir Next" w:hAnsi="Avenir Next" w:cs="Avenir Next" w:eastAsia="Avenir Next"/>
-          <w:color w:val="1A1A1A"/>
-          <w:sz w:val="18"/>
-          <w:szCs w:val="18"/>
-        </w:rPr>
         <w:tab/>
       </w:r>
       <w:r>
         <w:rPr>
           <w:rFonts w:ascii="Avenir Next" w:hAnsi="Avenir Next" w:cs="Avenir Next" w:eastAsia="Avenir Next"/>
           <w:color w:val="1A1A1A"/>
-          <w:sz w:val="21"/>
+          <w:sz w:val="22"/>
           <w:szCs w:val="21"/>
         </w:rPr>
         <w:t xml:space="preserve">16.25 ÷ 5 = </w:t>
@@ -2737,7 +2756,7 @@
         <w:tabs>
           <w:tab w:val="left" w:pos="1300"/>
         </w:tabs>
-        <w:spacing w:before="0" w:after="24" w:line="272" w:lineRule="auto"/>
+        <w:spacing w:before="0" w:after="24" w:line="256" w:lineRule="auto"/>
         <w:ind w:left="1300" w:hanging="868"/>
       </w:pPr>
       <w:r>
@@ -2745,35 +2764,35 @@
           <w:rFonts w:ascii="Avenir Next" w:hAnsi="Avenir Next" w:cs="Avenir Next" w:eastAsia="Avenir Next"/>
           <w:b/>
           <w:color w:val="003A70"/>
+          <w:sz w:val="22"/>
+          <w:szCs w:val="18"/>
+        </w:rPr>
+        <w:t xml:space="preserve">Step 3</w:t>
+      </w:r>
+      <w:r>
+        <w:rPr>
+          <w:rFonts w:ascii="Avenir Next" w:hAnsi="Avenir Next" w:cs="Avenir Next" w:eastAsia="Avenir Next"/>
+          <w:color w:val="1A1A1A"/>
           <w:sz w:val="18"/>
           <w:szCs w:val="18"/>
         </w:rPr>
-        <w:t xml:space="preserve">Step 3</w:t>
-      </w:r>
-      <w:r>
-        <w:rPr>
-          <w:rFonts w:ascii="Avenir Next" w:hAnsi="Avenir Next" w:cs="Avenir Next" w:eastAsia="Avenir Next"/>
-          <w:color w:val="1A1A1A"/>
-          <w:sz w:val="18"/>
-          <w:szCs w:val="18"/>
-        </w:rPr>
         <w:tab/>
       </w:r>
       <w:r>
         <w:rPr>
           <w:rFonts w:ascii="Avenir Next" w:hAnsi="Avenir Next" w:cs="Avenir Next" w:eastAsia="Avenir Next"/>
           <w:color w:val="1A1A1A"/>
+          <w:sz w:val="22"/>
+          <w:szCs w:val="21"/>
+        </w:rPr>
+        <w:t xml:space="preserve">$</w:t>
+      </w:r>
+      <w:r>
+        <w:rPr>
+          <w:rFonts w:ascii="Avenir Next" w:hAnsi="Avenir Next" w:cs="Avenir Next" w:eastAsia="Avenir Next"/>
+          <w:color w:val="1A1A1A"/>
           <w:sz w:val="21"/>
           <w:szCs w:val="21"/>
-        </w:rPr>
-        <w:t xml:space="preserve">$</w:t>
-      </w:r>
-      <w:r>
-        <w:rPr>
-          <w:rFonts w:ascii="Avenir Next" w:hAnsi="Avenir Next" w:cs="Avenir Next" w:eastAsia="Avenir Next"/>
-          <w:color w:val="1A1A1A"/>
-          <w:sz w:val="21"/>
-          <w:szCs w:val="21"/>
           <w:u w:val="single"/>
         </w:rPr>
         <w:t xml:space="preserve">                </w:t>
@@ -2782,7 +2801,7 @@
         <w:rPr>
           <w:rFonts w:ascii="Avenir Next" w:hAnsi="Avenir Next" w:cs="Avenir Next" w:eastAsia="Avenir Next"/>
           <w:color w:val="1A1A1A"/>
-          <w:sz w:val="21"/>
+          <w:sz w:val="22"/>
           <w:szCs w:val="21"/>
         </w:rPr>
         <w:t xml:space="preserve"> per pair</w:t>
@@ -2795,6 +2814,7 @@
     </w:p>
     <w:p>
       <w:pPr>
+        <w:pStyle w:val="Heading2"/>
         <w:keepNext/>
         <w:pBdr>
           <w:bottom w:val="single" w:sz="8" w:space="3" w:color="003A70"/>
@@ -2810,7 +2830,7 @@
           <w:b/>
           <w:color w:val="003A70"/>
           <w:spacing w:val="14"/>
-          <w:sz w:val="19"/>
+          <w:sz w:val="22"/>
           <w:szCs w:val="19"/>
         </w:rPr>
         <w:t xml:space="preserve">YOUR TURN</w:t>
@@ -2829,7 +2849,7 @@
           <w:rFonts w:ascii="Avenir Next" w:hAnsi="Avenir Next" w:cs="Avenir Next" w:eastAsia="Avenir Next"/>
           <w:i/>
           <w:color w:val="5A5F66"/>
-          <w:sz w:val="17"/>
+          <w:sz w:val="22"/>
           <w:szCs w:val="17"/>
         </w:rPr>
         <w:t xml:space="preserve">use the steps on your own</w:t>
@@ -2879,7 +2899,7 @@
               <w:tabs>
                 <w:tab w:val="left" w:pos="432"/>
               </w:tabs>
-              <w:spacing w:before="90" w:after="40" w:line="268" w:lineRule="auto"/>
+              <w:spacing w:before="90" w:after="40" w:line="254" w:lineRule="auto"/>
               <w:ind w:left="432" w:hanging="432"/>
             </w:pPr>
             <w:r>
@@ -2952,7 +2972,7 @@
                     <w:tabs>
                       <w:tab w:val="left" w:pos="340"/>
                     </w:tabs>
-                    <w:spacing w:before="0" w:after="0" w:line="276" w:lineRule="auto"/>
+                    <w:spacing w:before="0" w:after="0" w:line="258" w:lineRule="auto"/>
                     <w:ind w:left="340" w:hanging="340"/>
                   </w:pPr>
                   <w:r>
@@ -3014,7 +3034,7 @@
                     <w:tabs>
                       <w:tab w:val="left" w:pos="340"/>
                     </w:tabs>
-                    <w:spacing w:before="0" w:after="0" w:line="276" w:lineRule="auto"/>
+                    <w:spacing w:before="0" w:after="0" w:line="258" w:lineRule="auto"/>
                     <w:ind w:left="340" w:hanging="340"/>
                   </w:pPr>
                   <w:r>
@@ -3082,7 +3102,7 @@
                     <w:tabs>
                       <w:tab w:val="left" w:pos="340"/>
                     </w:tabs>
-                    <w:spacing w:before="0" w:after="0" w:line="276" w:lineRule="auto"/>
+                    <w:spacing w:before="0" w:after="0" w:line="258" w:lineRule="auto"/>
                     <w:ind w:left="340" w:hanging="340"/>
                   </w:pPr>
                   <w:r>
@@ -3144,7 +3164,7 @@
                     <w:tabs>
                       <w:tab w:val="left" w:pos="340"/>
                     </w:tabs>
-                    <w:spacing w:before="0" w:after="0" w:line="276" w:lineRule="auto"/>
+                    <w:spacing w:before="0" w:after="0" w:line="258" w:lineRule="auto"/>
                     <w:ind w:left="340" w:hanging="340"/>
                   </w:pPr>
                   <w:r>
@@ -3213,6 +3233,7 @@
     </w:p>
     <w:p>
       <w:pPr>
+        <w:pStyle w:val="Heading2"/>
         <w:keepNext/>
         <w:pBdr>
           <w:bottom w:val="single" w:sz="8" w:space="3" w:color="003A70"/>
@@ -3228,7 +3249,7 @@
           <w:b/>
           <w:color w:val="003A70"/>
           <w:spacing w:val="14"/>
-          <w:sz w:val="19"/>
+          <w:sz w:val="22"/>
           <w:szCs w:val="19"/>
         </w:rPr>
         <w:t xml:space="preserve">READY CHECK</w:t>
@@ -3247,7 +3268,7 @@
           <w:rFonts w:ascii="Avenir Next" w:hAnsi="Avenir Next" w:cs="Avenir Next" w:eastAsia="Avenir Next"/>
           <w:i/>
           <w:color w:val="5A5F66"/>
-          <w:sz w:val="17"/>
+          <w:sz w:val="22"/>
           <w:szCs w:val="17"/>
         </w:rPr>
         <w:t xml:space="preserve">a problem like the one in today’s lesson</w:t>
@@ -3297,7 +3318,7 @@
               <w:tabs>
                 <w:tab w:val="left" w:pos="432"/>
               </w:tabs>
-              <w:spacing w:before="90" w:after="40" w:line="268" w:lineRule="auto"/>
+              <w:spacing w:before="90" w:after="40" w:line="254" w:lineRule="auto"/>
               <w:ind w:left="432" w:hanging="432"/>
             </w:pPr>
             <w:r>
@@ -3371,7 +3392,7 @@
                     <w:tabs>
                       <w:tab w:val="left" w:pos="340"/>
                     </w:tabs>
-                    <w:spacing w:before="0" w:after="0" w:line="264" w:lineRule="auto"/>
+                    <w:spacing w:before="0" w:after="0" w:line="252" w:lineRule="auto"/>
                     <w:ind w:left="340" w:hanging="340"/>
                   </w:pPr>
                   <w:r>
@@ -3379,25 +3400,25 @@
                       <w:rFonts w:ascii="Avenir Next" w:hAnsi="Avenir Next" w:cs="Avenir Next" w:eastAsia="Avenir Next"/>
                       <w:b/>
                       <w:color w:val="003A70"/>
+                      <w:sz w:val="22"/>
+                      <w:szCs w:val="21"/>
+                    </w:rPr>
+                    <w:t xml:space="preserve">A</w:t>
+                  </w:r>
+                  <w:r>
+                    <w:rPr>
+                      <w:rFonts w:ascii="Avenir Next" w:hAnsi="Avenir Next" w:cs="Avenir Next" w:eastAsia="Avenir Next"/>
+                      <w:color w:val="1A1A1A"/>
                       <w:sz w:val="21"/>
                       <w:szCs w:val="21"/>
                     </w:rPr>
-                    <w:t xml:space="preserve">A</w:t>
-                  </w:r>
-                  <w:r>
-                    <w:rPr>
-                      <w:rFonts w:ascii="Avenir Next" w:hAnsi="Avenir Next" w:cs="Avenir Next" w:eastAsia="Avenir Next"/>
-                      <w:color w:val="1A1A1A"/>
-                      <w:sz w:val="21"/>
-                      <w:szCs w:val="21"/>
-                    </w:rPr>
                     <w:tab/>
                   </w:r>
                   <w:r>
                     <w:rPr>
                       <w:rFonts w:ascii="Avenir Next" w:hAnsi="Avenir Next" w:cs="Avenir Next" w:eastAsia="Avenir Next"/>
                       <w:color w:val="1A1A1A"/>
-                      <w:sz w:val="21"/>
+                      <w:sz w:val="22"/>
                       <w:szCs w:val="21"/>
                     </w:rPr>
                     <w:t xml:space="preserve">Plan A, $10</w:t>
@@ -3414,7 +3435,7 @@
                     <w:tabs>
                       <w:tab w:val="left" w:pos="340"/>
                     </w:tabs>
-                    <w:spacing w:before="0" w:after="0" w:line="264" w:lineRule="auto"/>
+                    <w:spacing w:before="0" w:after="0" w:line="252" w:lineRule="auto"/>
                     <w:ind w:left="340" w:hanging="340"/>
                   </w:pPr>
                   <w:r>
@@ -3422,25 +3443,25 @@
                       <w:rFonts w:ascii="Avenir Next" w:hAnsi="Avenir Next" w:cs="Avenir Next" w:eastAsia="Avenir Next"/>
                       <w:b/>
                       <w:color w:val="003A70"/>
+                      <w:sz w:val="22"/>
+                      <w:szCs w:val="21"/>
+                    </w:rPr>
+                    <w:t xml:space="preserve">B</w:t>
+                  </w:r>
+                  <w:r>
+                    <w:rPr>
+                      <w:rFonts w:ascii="Avenir Next" w:hAnsi="Avenir Next" w:cs="Avenir Next" w:eastAsia="Avenir Next"/>
+                      <w:color w:val="1A1A1A"/>
                       <w:sz w:val="21"/>
                       <w:szCs w:val="21"/>
                     </w:rPr>
-                    <w:t xml:space="preserve">B</w:t>
-                  </w:r>
-                  <w:r>
-                    <w:rPr>
-                      <w:rFonts w:ascii="Avenir Next" w:hAnsi="Avenir Next" w:cs="Avenir Next" w:eastAsia="Avenir Next"/>
-                      <w:color w:val="1A1A1A"/>
-                      <w:sz w:val="21"/>
-                      <w:szCs w:val="21"/>
-                    </w:rPr>
                     <w:tab/>
                   </w:r>
                   <w:r>
                     <w:rPr>
                       <w:rFonts w:ascii="Avenir Next" w:hAnsi="Avenir Next" w:cs="Avenir Next" w:eastAsia="Avenir Next"/>
                       <w:color w:val="1A1A1A"/>
-                      <w:sz w:val="21"/>
+                      <w:sz w:val="22"/>
                       <w:szCs w:val="21"/>
                     </w:rPr>
                     <w:t xml:space="preserve">Plan B, $8</w:t>
@@ -3457,7 +3478,7 @@
                     <w:tabs>
                       <w:tab w:val="left" w:pos="340"/>
                     </w:tabs>
-                    <w:spacing w:before="0" w:after="0" w:line="264" w:lineRule="auto"/>
+                    <w:spacing w:before="0" w:after="0" w:line="252" w:lineRule="auto"/>
                     <w:ind w:left="340" w:hanging="340"/>
                   </w:pPr>
                   <w:r>
@@ -3465,25 +3486,25 @@
                       <w:rFonts w:ascii="Avenir Next" w:hAnsi="Avenir Next" w:cs="Avenir Next" w:eastAsia="Avenir Next"/>
                       <w:b/>
                       <w:color w:val="003A70"/>
+                      <w:sz w:val="22"/>
+                      <w:szCs w:val="21"/>
+                    </w:rPr>
+                    <w:t xml:space="preserve">C</w:t>
+                  </w:r>
+                  <w:r>
+                    <w:rPr>
+                      <w:rFonts w:ascii="Avenir Next" w:hAnsi="Avenir Next" w:cs="Avenir Next" w:eastAsia="Avenir Next"/>
+                      <w:color w:val="1A1A1A"/>
                       <w:sz w:val="21"/>
                       <w:szCs w:val="21"/>
                     </w:rPr>
-                    <w:t xml:space="preserve">C</w:t>
-                  </w:r>
-                  <w:r>
-                    <w:rPr>
-                      <w:rFonts w:ascii="Avenir Next" w:hAnsi="Avenir Next" w:cs="Avenir Next" w:eastAsia="Avenir Next"/>
-                      <w:color w:val="1A1A1A"/>
-                      <w:sz w:val="21"/>
-                      <w:szCs w:val="21"/>
-                    </w:rPr>
                     <w:tab/>
                   </w:r>
                   <w:r>
                     <w:rPr>
                       <w:rFonts w:ascii="Avenir Next" w:hAnsi="Avenir Next" w:cs="Avenir Next" w:eastAsia="Avenir Next"/>
                       <w:color w:val="1A1A1A"/>
-                      <w:sz w:val="21"/>
+                      <w:sz w:val="22"/>
                       <w:szCs w:val="21"/>
                     </w:rPr>
                     <w:t xml:space="preserve">Plan A, $8</w:t>
@@ -3500,7 +3521,7 @@
                     <w:tabs>
                       <w:tab w:val="left" w:pos="340"/>
                     </w:tabs>
-                    <w:spacing w:before="0" w:after="0" w:line="264" w:lineRule="auto"/>
+                    <w:spacing w:before="0" w:after="0" w:line="252" w:lineRule="auto"/>
                     <w:ind w:left="340" w:hanging="340"/>
                   </w:pPr>
                   <w:r>
@@ -3508,25 +3529,25 @@
                       <w:rFonts w:ascii="Avenir Next" w:hAnsi="Avenir Next" w:cs="Avenir Next" w:eastAsia="Avenir Next"/>
                       <w:b/>
                       <w:color w:val="003A70"/>
+                      <w:sz w:val="22"/>
+                      <w:szCs w:val="21"/>
+                    </w:rPr>
+                    <w:t xml:space="preserve">D</w:t>
+                  </w:r>
+                  <w:r>
+                    <w:rPr>
+                      <w:rFonts w:ascii="Avenir Next" w:hAnsi="Avenir Next" w:cs="Avenir Next" w:eastAsia="Avenir Next"/>
+                      <w:color w:val="1A1A1A"/>
                       <w:sz w:val="21"/>
                       <w:szCs w:val="21"/>
                     </w:rPr>
-                    <w:t xml:space="preserve">D</w:t>
-                  </w:r>
-                  <w:r>
-                    <w:rPr>
-                      <w:rFonts w:ascii="Avenir Next" w:hAnsi="Avenir Next" w:cs="Avenir Next" w:eastAsia="Avenir Next"/>
-                      <w:color w:val="1A1A1A"/>
-                      <w:sz w:val="21"/>
-                      <w:szCs w:val="21"/>
-                    </w:rPr>
                     <w:tab/>
                   </w:r>
                   <w:r>
                     <w:rPr>
                       <w:rFonts w:ascii="Avenir Next" w:hAnsi="Avenir Next" w:cs="Avenir Next" w:eastAsia="Avenir Next"/>
                       <w:color w:val="1A1A1A"/>
-                      <w:sz w:val="21"/>
+                      <w:sz w:val="22"/>
                       <w:szCs w:val="21"/>
                     </w:rPr>
                     <w:t xml:space="preserve">Plan B, $56</w:t>
@@ -3575,19 +3596,42 @@
         <w:tblLook w:val="0000" w:firstRow="0" w:lastRow="0" w:firstColumn="0" w:lastColumn="0" w:noHBand="1" w:noVBand="1"/>
       </w:tblPr>
       <w:tblGrid>
-        <w:gridCol w:w="2000"/>
-        <w:gridCol w:w="2300"/>
-        <w:gridCol w:w="2100"/>
-        <w:gridCol w:w="3104"/>
+        <w:gridCol w:w="1750"/>
+        <w:gridCol w:w="2500"/>
+        <w:gridCol w:w="2200"/>
+        <w:gridCol w:w="3054"/>
       </w:tblGrid>
       <w:tr>
         <w:trPr>
           <w:cantSplit/>
-          <w:trHeight w:val="320" w:hRule="atLeast"/>
+          <w:trHeight w:val="300" w:hRule="atLeast"/>
         </w:trPr>
         <w:tc>
           <w:tcPr>
-            <w:tcW w:w="2000" w:type="dxa"/>
+            <w:tcW w:w="1750" w:type="dxa"/>
+            <w:vAlign w:val="center"/>
+          </w:tcPr>
+          <w:p>
+            <w:pPr>
+              <w:pStyle w:val="Heading2"/>
+              <w:spacing w:before="0" w:after="0" w:line="240" w:lineRule="auto"/>
+            </w:pPr>
+            <w:r>
+              <w:rPr>
+                <w:rFonts w:ascii="Avenir Next" w:hAnsi="Avenir Next" w:cs="Avenir Next" w:eastAsia="Avenir Next"/>
+                <w:b/>
+                <w:color w:val="003A70"/>
+                <w:spacing w:val="12"/>
+                <w:sz w:val="15"/>
+                <w:szCs w:val="15"/>
+              </w:rPr>
+              <w:t xml:space="preserve">CHECK YOURSELF</w:t>
+            </w:r>
+          </w:p>
+        </w:tc>
+        <w:tc>
+          <w:tcPr>
+            <w:tcW w:w="2500" w:type="dxa"/>
             <w:vAlign w:val="center"/>
           </w:tcPr>
           <w:p>
@@ -3596,20 +3640,27 @@
             </w:pPr>
             <w:r>
               <w:rPr>
-                <w:rFonts w:ascii="Avenir Next" w:hAnsi="Avenir Next" w:cs="Avenir Next" w:eastAsia="Avenir Next"/>
-                <w:b/>
-                <w:color w:val="003A70"/>
-                <w:spacing w:val="12"/>
-                <w:sz w:val="15"/>
-                <w:szCs w:val="15"/>
-              </w:rPr>
-              <w:t xml:space="preserve">CHECK YOURSELF</w:t>
+                <w:rFonts w:ascii="Arial" w:hAnsi="Arial" w:cs="Arial" w:eastAsia="Arial"/>
+                <w:color w:val="1A1A1A"/>
+                <w:sz w:val="20"/>
+                <w:szCs w:val="20"/>
+              </w:rPr>
+              <w:t xml:space="preserve">□</w:t>
+            </w:r>
+            <w:r>
+              <w:rPr>
+                <w:rFonts w:ascii="Avenir Next" w:hAnsi="Avenir Next" w:cs="Avenir Next" w:eastAsia="Avenir Next"/>
+                <w:color w:val="1A1A1A"/>
+                <w:sz w:val="17"/>
+                <w:szCs w:val="17"/>
+              </w:rPr>
+              <w:t xml:space="preserve">  I can do this on my own</w:t>
             </w:r>
           </w:p>
         </w:tc>
         <w:tc>
           <w:tcPr>
-            <w:tcW w:w="2300" w:type="dxa"/>
+            <w:tcW w:w="2200" w:type="dxa"/>
             <w:vAlign w:val="center"/>
           </w:tcPr>
           <w:p>
@@ -3620,8 +3671,8 @@
               <w:rPr>
                 <w:rFonts w:ascii="Arial" w:hAnsi="Arial" w:cs="Arial" w:eastAsia="Arial"/>
                 <w:color w:val="1A1A1A"/>
-                <w:sz w:val="24"/>
-                <w:szCs w:val="24"/>
+                <w:sz w:val="20"/>
+                <w:szCs w:val="20"/>
               </w:rPr>
               <w:t xml:space="preserve">□</w:t>
             </w:r>
@@ -3632,13 +3683,13 @@
                 <w:sz w:val="17"/>
                 <w:szCs w:val="17"/>
               </w:rPr>
-              <w:t xml:space="preserve">  I can do this on my own</w:t>
+              <w:t xml:space="preserve">  I need a little help</w:t>
             </w:r>
           </w:p>
         </w:tc>
         <w:tc>
           <w:tcPr>
-            <w:tcW w:w="2100" w:type="dxa"/>
+            <w:tcW w:w="3054" w:type="dxa"/>
             <w:vAlign w:val="center"/>
           </w:tcPr>
           <w:p>
@@ -3649,37 +3700,8 @@
               <w:rPr>
                 <w:rFonts w:ascii="Arial" w:hAnsi="Arial" w:cs="Arial" w:eastAsia="Arial"/>
                 <w:color w:val="1A1A1A"/>
-                <w:sz w:val="24"/>
-                <w:szCs w:val="24"/>
-              </w:rPr>
-              <w:t xml:space="preserve">□</w:t>
-            </w:r>
-            <w:r>
-              <w:rPr>
-                <w:rFonts w:ascii="Avenir Next" w:hAnsi="Avenir Next" w:cs="Avenir Next" w:eastAsia="Avenir Next"/>
-                <w:color w:val="1A1A1A"/>
-                <w:sz w:val="17"/>
-                <w:szCs w:val="17"/>
-              </w:rPr>
-              <w:t xml:space="preserve">  I need a little help</w:t>
-            </w:r>
-          </w:p>
-        </w:tc>
-        <w:tc>
-          <w:tcPr>
-            <w:tcW w:w="3104" w:type="dxa"/>
-            <w:vAlign w:val="center"/>
-          </w:tcPr>
-          <w:p>
-            <w:pPr>
-              <w:spacing w:before="0" w:after="0" w:line="240" w:lineRule="auto"/>
-            </w:pPr>
-            <w:r>
-              <w:rPr>
-                <w:rFonts w:ascii="Arial" w:hAnsi="Arial" w:cs="Arial" w:eastAsia="Arial"/>
-                <w:color w:val="1A1A1A"/>
-                <w:sz w:val="24"/>
-                <w:szCs w:val="24"/>
+                <w:sz w:val="20"/>
+                <w:szCs w:val="20"/>
               </w:rPr>
               <w:t xml:space="preserve">□</w:t>
             </w:r>
@@ -3714,7 +3736,7 @@
     <w:sectPr>
       <w:footerReference w:type="default" r:id="rIdFooter1"/>
       <w:pgSz w:w="12240" w:h="15840"/>
-      <w:pgMar w:top="893" w:right="1224" w:bottom="835" w:left="1512" w:header="432" w:footer="432" w:gutter="0"/>
+      <w:pgMar w:top="780" w:right="1224" w:bottom="760" w:left="1512" w:header="432" w:footer="432" w:gutter="0"/>
       <w:cols w:space="720"/>
     </w:sectPr>
   </w:body>
@@ -3794,7 +3816,106 @@
               <w:sz w:val="15"/>
               <w:szCs w:val="15"/>
             </w:rPr>
-            <w:t xml:space="preserve">Lesson 3-2  ·  Session 2  ·  Prerequisite Practice B</w:t>
+            <w:t xml:space="preserve">3-2 · Page </w:t>
+          </w:r>
+          <w:r>
+            <w:rPr>
+              <w:rFonts w:ascii="Avenir Next" w:hAnsi="Avenir Next" w:cs="Avenir Next" w:eastAsia="Avenir Next"/>
+              <w:color w:val="5A5F66"/>
+              <w:sz w:val="15"/>
+              <w:szCs w:val="15"/>
+            </w:rPr>
+            <w:fldChar w:fldCharType="begin"/>
+          </w:r>
+          <w:r>
+            <w:rPr>
+              <w:rFonts w:ascii="Avenir Next" w:hAnsi="Avenir Next" w:cs="Avenir Next" w:eastAsia="Avenir Next"/>
+              <w:color w:val="5A5F66"/>
+              <w:sz w:val="15"/>
+              <w:szCs w:val="15"/>
+            </w:rPr>
+            <w:instrText xml:space="preserve"> PAGE </w:instrText>
+          </w:r>
+          <w:r>
+            <w:rPr>
+              <w:rFonts w:ascii="Avenir Next" w:hAnsi="Avenir Next" w:cs="Avenir Next" w:eastAsia="Avenir Next"/>
+              <w:color w:val="5A5F66"/>
+              <w:sz w:val="15"/>
+              <w:szCs w:val="15"/>
+            </w:rPr>
+            <w:fldChar w:fldCharType="separate"/>
+          </w:r>
+          <w:r>
+            <w:rPr>
+              <w:rFonts w:ascii="Avenir Next" w:hAnsi="Avenir Next" w:cs="Avenir Next" w:eastAsia="Avenir Next"/>
+              <w:color w:val="5A5F66"/>
+              <w:sz w:val="15"/>
+              <w:szCs w:val="15"/>
+            </w:rPr>
+            <w:t xml:space="preserve">1</w:t>
+          </w:r>
+          <w:r>
+            <w:rPr>
+              <w:rFonts w:ascii="Avenir Next" w:hAnsi="Avenir Next" w:cs="Avenir Next" w:eastAsia="Avenir Next"/>
+              <w:color w:val="5A5F66"/>
+              <w:sz w:val="15"/>
+              <w:szCs w:val="15"/>
+            </w:rPr>
+            <w:fldChar w:fldCharType="end"/>
+          </w:r>
+          <w:r>
+            <w:rPr>
+              <w:rFonts w:ascii="Avenir Next" w:hAnsi="Avenir Next" w:cs="Avenir Next" w:eastAsia="Avenir Next"/>
+              <w:color w:val="5A5F66"/>
+              <w:sz w:val="15"/>
+              <w:szCs w:val="15"/>
+            </w:rPr>
+            <w:t xml:space="preserve"> of </w:t>
+          </w:r>
+          <w:r>
+            <w:rPr>
+              <w:rFonts w:ascii="Avenir Next" w:hAnsi="Avenir Next" w:cs="Avenir Next" w:eastAsia="Avenir Next"/>
+              <w:color w:val="5A5F66"/>
+              <w:sz w:val="15"/>
+              <w:szCs w:val="15"/>
+            </w:rPr>
+            <w:fldChar w:fldCharType="begin"/>
+          </w:r>
+          <w:r>
+            <w:rPr>
+              <w:rFonts w:ascii="Avenir Next" w:hAnsi="Avenir Next" w:cs="Avenir Next" w:eastAsia="Avenir Next"/>
+              <w:color w:val="5A5F66"/>
+              <w:sz w:val="15"/>
+              <w:szCs w:val="15"/>
+            </w:rPr>
+            <w:instrText xml:space="preserve"> NUMPAGES </w:instrText>
+          </w:r>
+          <w:r>
+            <w:rPr>
+              <w:rFonts w:ascii="Avenir Next" w:hAnsi="Avenir Next" w:cs="Avenir Next" w:eastAsia="Avenir Next"/>
+              <w:color w:val="5A5F66"/>
+              <w:sz w:val="15"/>
+              <w:szCs w:val="15"/>
+            </w:rPr>
+            <w:fldChar w:fldCharType="separate"/>
+          </w:r>
+          <w:r>
+            <w:rPr>
+              <w:rFonts w:ascii="Avenir Next" w:hAnsi="Avenir Next" w:cs="Avenir Next" w:eastAsia="Avenir Next"/>
+              <w:color w:val="5A5F66"/>
+              <w:sz w:val="15"/>
+              <w:szCs w:val="15"/>
+            </w:rPr>
+            <w:t xml:space="preserve">1</w:t>
+          </w:r>
+          <w:r>
+            <w:rPr>
+              <w:rFonts w:ascii="Avenir Next" w:hAnsi="Avenir Next" w:cs="Avenir Next" w:eastAsia="Avenir Next"/>
+              <w:color w:val="5A5F66"/>
+              <w:sz w:val="15"/>
+              <w:szCs w:val="15"/>
+            </w:rPr>
+            <w:fldChar w:fldCharType="end"/>
           </w:r>
         </w:p>
       </w:tc>
@@ -3837,5 +3958,23 @@
       </w:tblCellMar>
     </w:tblPr>
   </w:style>
+  <w:style w:type="paragraph" w:styleId="Heading1">
+    <w:name w:val="heading 1"/>
+    <w:basedOn w:val="Normal"/>
+    <w:pPr>
+      <w:outlineLvl w:val="0"/>
+      <w:keepNext w:val="0"/>
+      <w:keepLines w:val="0"/>
+    </w:pPr>
+  </w:style>
+  <w:style w:type="paragraph" w:styleId="Heading2">
+    <w:name w:val="heading 2"/>
+    <w:basedOn w:val="Normal"/>
+    <w:pPr>
+      <w:outlineLvl w:val="1"/>
+      <w:keepNext w:val="0"/>
+      <w:keepLines w:val="0"/>
+    </w:pPr>
+  </w:style>
 </w:styles>
 </file>